--- a/Курсовой проект Гречушкин.docx
+++ b/Курсовой проект Гречушкин.docx
@@ -1138,12 +1138,7 @@
       </w:pPr>
       <w:r>
         <w:lastRenderedPageBreak/>
-        <w:t>СОДЕРЖА</w:t>
-      </w:r>
-      <w:bookmarkStart w:id="0" w:name="_GoBack"/>
-      <w:bookmarkEnd w:id="0"/>
-      <w:r>
-        <w:t>НИЕ</w:t>
+        <w:t>СОДЕРЖАНИЕ</w:t>
       </w:r>
     </w:p>
     <w:p>
@@ -1557,12 +1552,12 @@
         </w:numPr>
         <w:jc w:val="center"/>
       </w:pPr>
-      <w:bookmarkStart w:id="1" w:name="_Toc222264188"/>
+      <w:bookmarkStart w:id="0" w:name="_Toc222264188"/>
       <w:r>
         <w:lastRenderedPageBreak/>
         <w:t>Введение</w:t>
       </w:r>
-      <w:bookmarkEnd w:id="1"/>
+      <w:bookmarkEnd w:id="0"/>
     </w:p>
     <w:p>
       <w:r>
@@ -3773,7 +3768,7 @@
       <w:pPr>
         <w:pStyle w:val="a"/>
       </w:pPr>
-      <w:bookmarkStart w:id="2" w:name="_Toc222264189"/>
+      <w:bookmarkStart w:id="1" w:name="_Toc222264189"/>
       <w:r>
         <w:lastRenderedPageBreak/>
         <w:t>Основная</w:t>
@@ -3783,395 +3778,395 @@
       </w:r>
       <w:r>
         <w:t>часть</w:t>
+      </w:r>
+      <w:bookmarkEnd w:id="1"/>
+    </w:p>
+    <w:p>
+      <w:pPr>
+        <w:pStyle w:val="a0"/>
+      </w:pPr>
+      <w:bookmarkStart w:id="2" w:name="_Toc222264190"/>
+      <w:r>
+        <w:t>Цель</w:t>
+      </w:r>
+      <w:r>
+        <w:t xml:space="preserve"> </w:t>
+      </w:r>
+      <w:r>
+        <w:t>разработки</w:t>
       </w:r>
       <w:bookmarkEnd w:id="2"/>
     </w:p>
     <w:p>
-      <w:pPr>
-        <w:pStyle w:val="a0"/>
-      </w:pPr>
-      <w:bookmarkStart w:id="3" w:name="_Toc222264190"/>
-      <w:r>
-        <w:t>Цель</w:t>
-      </w:r>
-      <w:r>
-        <w:t xml:space="preserve"> </w:t>
-      </w:r>
-      <w:r>
-        <w:t>разработки</w:t>
-      </w:r>
-      <w:bookmarkEnd w:id="3"/>
+      <w:r>
+        <w:t>Целью</w:t>
+      </w:r>
+      <w:r>
+        <w:t xml:space="preserve"> </w:t>
+      </w:r>
+      <w:r>
+        <w:t>данной</w:t>
+      </w:r>
+      <w:r>
+        <w:t xml:space="preserve"> </w:t>
+      </w:r>
+      <w:r>
+        <w:t>работы</w:t>
+      </w:r>
+      <w:r>
+        <w:t xml:space="preserve"> </w:t>
+      </w:r>
+      <w:r>
+        <w:t>является</w:t>
+      </w:r>
+      <w:r>
+        <w:t xml:space="preserve"> </w:t>
+      </w:r>
+      <w:r>
+        <w:t>разработка</w:t>
+      </w:r>
+      <w:r>
+        <w:t xml:space="preserve"> </w:t>
+      </w:r>
+      <w:r>
+        <w:t>серверной</w:t>
+      </w:r>
+      <w:r>
+        <w:t xml:space="preserve"> </w:t>
+      </w:r>
+      <w:r>
+        <w:t>части</w:t>
+      </w:r>
+      <w:r>
+        <w:t xml:space="preserve"> </w:t>
+      </w:r>
+      <w:r>
+        <w:t>информационной</w:t>
+      </w:r>
+      <w:r>
+        <w:t xml:space="preserve"> </w:t>
+      </w:r>
+      <w:r>
+        <w:t>системы</w:t>
+      </w:r>
+      <w:r>
+        <w:t xml:space="preserve"> </w:t>
+      </w:r>
+      <w:r>
+        <w:t>интернет-магазина</w:t>
+      </w:r>
+      <w:r>
+        <w:t xml:space="preserve"> </w:t>
+      </w:r>
+      <w:r>
+        <w:t>для</w:t>
+      </w:r>
+      <w:r>
+        <w:t xml:space="preserve"> </w:t>
+      </w:r>
+      <w:r>
+        <w:t>компании</w:t>
+      </w:r>
+      <w:r>
+        <w:t xml:space="preserve"> </w:t>
+      </w:r>
+      <w:r>
+        <w:t>ООО</w:t>
+      </w:r>
+      <w:r>
+        <w:t xml:space="preserve"> </w:t>
+      </w:r>
+      <w:r>
+        <w:t>«ИНПРОКОМ»,</w:t>
+      </w:r>
+      <w:r>
+        <w:t xml:space="preserve"> </w:t>
+      </w:r>
+      <w:r>
+        <w:t>которая</w:t>
+      </w:r>
+      <w:r>
+        <w:t xml:space="preserve"> </w:t>
+      </w:r>
+      <w:r>
+        <w:t>занимается</w:t>
+      </w:r>
+      <w:r>
+        <w:t xml:space="preserve"> </w:t>
+      </w:r>
+      <w:r>
+        <w:t>производством</w:t>
+      </w:r>
+      <w:r>
+        <w:t xml:space="preserve"> </w:t>
+      </w:r>
+      <w:r>
+        <w:t>композитных</w:t>
+      </w:r>
+      <w:r>
+        <w:t xml:space="preserve"> </w:t>
+      </w:r>
+      <w:r>
+        <w:t>изделий</w:t>
+      </w:r>
+      <w:r>
+        <w:t xml:space="preserve"> </w:t>
+      </w:r>
+      <w:r>
+        <w:t>и</w:t>
+      </w:r>
+      <w:r>
+        <w:t xml:space="preserve"> </w:t>
+      </w:r>
+      <w:r>
+        <w:t>промышленного</w:t>
+      </w:r>
+      <w:r>
+        <w:t xml:space="preserve"> </w:t>
+      </w:r>
+      <w:r>
+        <w:t>оборудования</w:t>
+      </w:r>
+      <w:r>
+        <w:t xml:space="preserve"> </w:t>
+      </w:r>
+      <w:r>
+        <w:t>мелкими</w:t>
+      </w:r>
+      <w:r>
+        <w:t xml:space="preserve"> </w:t>
+      </w:r>
+      <w:r>
+        <w:t>сериями.</w:t>
+      </w:r>
+      <w:r>
+        <w:t xml:space="preserve"> </w:t>
+      </w:r>
+      <w:r>
+        <w:t>Серверная</w:t>
+      </w:r>
+      <w:r>
+        <w:t xml:space="preserve"> </w:t>
+      </w:r>
+      <w:r>
+        <w:t>часть</w:t>
+      </w:r>
+      <w:r>
+        <w:t xml:space="preserve"> </w:t>
+      </w:r>
+      <w:r>
+        <w:t>должна</w:t>
+      </w:r>
+      <w:r>
+        <w:t xml:space="preserve"> </w:t>
+      </w:r>
+      <w:r>
+        <w:t>обеспечить</w:t>
+      </w:r>
+      <w:r>
+        <w:t xml:space="preserve"> </w:t>
+      </w:r>
+      <w:r>
+        <w:t>автоматизацию</w:t>
+      </w:r>
+      <w:r>
+        <w:t xml:space="preserve"> </w:t>
+      </w:r>
+      <w:r>
+        <w:t>процессов</w:t>
+      </w:r>
+      <w:r>
+        <w:t xml:space="preserve"> </w:t>
+      </w:r>
+      <w:r>
+        <w:t>показа</w:t>
+      </w:r>
+      <w:r>
+        <w:t xml:space="preserve"> </w:t>
+      </w:r>
+      <w:r>
+        <w:t>товаров,</w:t>
+      </w:r>
+      <w:r>
+        <w:t xml:space="preserve"> </w:t>
+      </w:r>
+      <w:r>
+        <w:t>приёма</w:t>
+      </w:r>
+      <w:r>
+        <w:t xml:space="preserve"> </w:t>
+      </w:r>
+      <w:r>
+        <w:t>заказов</w:t>
+      </w:r>
+      <w:r>
+        <w:t xml:space="preserve"> </w:t>
+      </w:r>
+      <w:r>
+        <w:t>от</w:t>
+      </w:r>
+      <w:r>
+        <w:t xml:space="preserve"> </w:t>
+      </w:r>
+      <w:r>
+        <w:t>клиентов,</w:t>
+      </w:r>
+      <w:r>
+        <w:t xml:space="preserve"> </w:t>
+      </w:r>
+      <w:r>
+        <w:t>управления</w:t>
+      </w:r>
+      <w:r>
+        <w:t xml:space="preserve"> </w:t>
+      </w:r>
+      <w:r>
+        <w:t>заказами</w:t>
+      </w:r>
+      <w:r>
+        <w:t xml:space="preserve"> </w:t>
+      </w:r>
+      <w:r>
+        <w:t>менеджерами</w:t>
+      </w:r>
+      <w:r>
+        <w:t xml:space="preserve"> </w:t>
+      </w:r>
+      <w:r>
+        <w:t>и</w:t>
+      </w:r>
+      <w:r>
+        <w:t xml:space="preserve"> </w:t>
+      </w:r>
+      <w:r>
+        <w:t>администрирования</w:t>
+      </w:r>
+      <w:r>
+        <w:t xml:space="preserve"> </w:t>
+      </w:r>
+      <w:r>
+        <w:t>каталога.</w:t>
+      </w:r>
+      <w:r>
+        <w:t xml:space="preserve"> </w:t>
+      </w:r>
+      <w:r>
+        <w:t>Это</w:t>
+      </w:r>
+      <w:r>
+        <w:t xml:space="preserve"> </w:t>
+      </w:r>
+      <w:r>
+        <w:t>позволит</w:t>
+      </w:r>
+      <w:r>
+        <w:t xml:space="preserve"> </w:t>
+      </w:r>
+      <w:r>
+        <w:t>компании</w:t>
+      </w:r>
+      <w:r>
+        <w:t xml:space="preserve"> </w:t>
+      </w:r>
+      <w:r>
+        <w:t>выйти</w:t>
+      </w:r>
+      <w:r>
+        <w:t xml:space="preserve"> </w:t>
+      </w:r>
+      <w:r>
+        <w:t>на</w:t>
+      </w:r>
+      <w:r>
+        <w:t xml:space="preserve"> </w:t>
+      </w:r>
+      <w:r>
+        <w:t>новый</w:t>
+      </w:r>
+      <w:r>
+        <w:t xml:space="preserve"> </w:t>
+      </w:r>
+      <w:r>
+        <w:t>уровень</w:t>
+      </w:r>
+      <w:r>
+        <w:t xml:space="preserve"> </w:t>
+      </w:r>
+      <w:r>
+        <w:t>обслуживания,</w:t>
+      </w:r>
+      <w:r>
+        <w:t xml:space="preserve"> </w:t>
+      </w:r>
+      <w:r>
+        <w:t>ускорить</w:t>
+      </w:r>
+      <w:r>
+        <w:t xml:space="preserve"> </w:t>
+      </w:r>
+      <w:r>
+        <w:t>обработку</w:t>
+      </w:r>
+      <w:r>
+        <w:t xml:space="preserve"> </w:t>
+      </w:r>
+      <w:r>
+        <w:t>заказов</w:t>
+      </w:r>
+      <w:r>
+        <w:t xml:space="preserve"> </w:t>
+      </w:r>
+      <w:r>
+        <w:t>и</w:t>
+      </w:r>
+      <w:r>
+        <w:t xml:space="preserve"> </w:t>
+      </w:r>
+      <w:r>
+        <w:t>расширить</w:t>
+      </w:r>
+      <w:r>
+        <w:t xml:space="preserve"> </w:t>
+      </w:r>
+      <w:r>
+        <w:t>клиентскую</w:t>
+      </w:r>
+      <w:r>
+        <w:t xml:space="preserve"> </w:t>
+      </w:r>
+      <w:r>
+        <w:t>базу</w:t>
+      </w:r>
+      <w:r>
+        <w:t xml:space="preserve"> </w:t>
+      </w:r>
+      <w:r>
+        <w:t>за</w:t>
+      </w:r>
+      <w:r>
+        <w:t xml:space="preserve"> </w:t>
+      </w:r>
+      <w:r>
+        <w:t>счёт</w:t>
+      </w:r>
+      <w:r>
+        <w:t xml:space="preserve"> </w:t>
+      </w:r>
+      <w:r>
+        <w:t>удобного</w:t>
+      </w:r>
+      <w:r>
+        <w:t xml:space="preserve"> </w:t>
+      </w:r>
+      <w:r>
+        <w:t>онлайн-сервиса.</w:t>
+      </w:r>
     </w:p>
     <w:p>
-      <w:r>
-        <w:t>Целью</w:t>
-      </w:r>
-      <w:r>
-        <w:t xml:space="preserve"> </w:t>
-      </w:r>
-      <w:r>
-        <w:t>данной</w:t>
-      </w:r>
-      <w:r>
-        <w:t xml:space="preserve"> </w:t>
-      </w:r>
-      <w:r>
-        <w:t>работы</w:t>
-      </w:r>
-      <w:r>
-        <w:t xml:space="preserve"> </w:t>
-      </w:r>
-      <w:r>
-        <w:t>является</w:t>
-      </w:r>
-      <w:r>
-        <w:t xml:space="preserve"> </w:t>
-      </w:r>
-      <w:r>
-        <w:t>разработка</w:t>
-      </w:r>
-      <w:r>
-        <w:t xml:space="preserve"> </w:t>
-      </w:r>
-      <w:r>
-        <w:t>серверной</w:t>
-      </w:r>
-      <w:r>
-        <w:t xml:space="preserve"> </w:t>
-      </w:r>
-      <w:r>
-        <w:t>части</w:t>
-      </w:r>
-      <w:r>
-        <w:t xml:space="preserve"> </w:t>
-      </w:r>
-      <w:r>
-        <w:t>информационной</w:t>
-      </w:r>
-      <w:r>
-        <w:t xml:space="preserve"> </w:t>
-      </w:r>
-      <w:r>
-        <w:t>системы</w:t>
-      </w:r>
-      <w:r>
-        <w:t xml:space="preserve"> </w:t>
-      </w:r>
-      <w:r>
-        <w:t>интернет-магазина</w:t>
-      </w:r>
-      <w:r>
-        <w:t xml:space="preserve"> </w:t>
-      </w:r>
-      <w:r>
-        <w:t>для</w:t>
-      </w:r>
-      <w:r>
-        <w:t xml:space="preserve"> </w:t>
-      </w:r>
-      <w:r>
-        <w:t>компании</w:t>
-      </w:r>
-      <w:r>
-        <w:t xml:space="preserve"> </w:t>
-      </w:r>
-      <w:r>
-        <w:t>ООО</w:t>
-      </w:r>
-      <w:r>
-        <w:t xml:space="preserve"> </w:t>
-      </w:r>
-      <w:r>
-        <w:t>«ИНПРОКОМ»,</w:t>
-      </w:r>
-      <w:r>
-        <w:t xml:space="preserve"> </w:t>
-      </w:r>
-      <w:r>
-        <w:t>которая</w:t>
-      </w:r>
-      <w:r>
-        <w:t xml:space="preserve"> </w:t>
-      </w:r>
-      <w:r>
-        <w:t>занимается</w:t>
-      </w:r>
-      <w:r>
-        <w:t xml:space="preserve"> </w:t>
-      </w:r>
-      <w:r>
-        <w:t>производством</w:t>
-      </w:r>
-      <w:r>
-        <w:t xml:space="preserve"> </w:t>
-      </w:r>
-      <w:r>
-        <w:t>композитных</w:t>
-      </w:r>
-      <w:r>
-        <w:t xml:space="preserve"> </w:t>
-      </w:r>
-      <w:r>
-        <w:t>изделий</w:t>
-      </w:r>
-      <w:r>
-        <w:t xml:space="preserve"> </w:t>
-      </w:r>
-      <w:r>
-        <w:t>и</w:t>
-      </w:r>
-      <w:r>
-        <w:t xml:space="preserve"> </w:t>
-      </w:r>
-      <w:r>
-        <w:t>промышленного</w:t>
-      </w:r>
-      <w:r>
-        <w:t xml:space="preserve"> </w:t>
-      </w:r>
-      <w:r>
-        <w:t>оборудования</w:t>
-      </w:r>
-      <w:r>
-        <w:t xml:space="preserve"> </w:t>
-      </w:r>
-      <w:r>
-        <w:t>мелкими</w:t>
-      </w:r>
-      <w:r>
-        <w:t xml:space="preserve"> </w:t>
-      </w:r>
-      <w:r>
-        <w:t>сериями.</w:t>
-      </w:r>
-      <w:r>
-        <w:t xml:space="preserve"> </w:t>
-      </w:r>
-      <w:r>
-        <w:t>Серверная</w:t>
-      </w:r>
-      <w:r>
-        <w:t xml:space="preserve"> </w:t>
-      </w:r>
-      <w:r>
-        <w:t>часть</w:t>
-      </w:r>
-      <w:r>
-        <w:t xml:space="preserve"> </w:t>
-      </w:r>
-      <w:r>
-        <w:t>должна</w:t>
-      </w:r>
-      <w:r>
-        <w:t xml:space="preserve"> </w:t>
-      </w:r>
-      <w:r>
-        <w:t>обеспечить</w:t>
-      </w:r>
-      <w:r>
-        <w:t xml:space="preserve"> </w:t>
-      </w:r>
-      <w:r>
-        <w:t>автоматизацию</w:t>
-      </w:r>
-      <w:r>
-        <w:t xml:space="preserve"> </w:t>
-      </w:r>
-      <w:r>
-        <w:t>процессов</w:t>
-      </w:r>
-      <w:r>
-        <w:t xml:space="preserve"> </w:t>
-      </w:r>
-      <w:r>
-        <w:t>показа</w:t>
-      </w:r>
-      <w:r>
-        <w:t xml:space="preserve"> </w:t>
-      </w:r>
-      <w:r>
-        <w:t>товаров,</w:t>
-      </w:r>
-      <w:r>
-        <w:t xml:space="preserve"> </w:t>
-      </w:r>
-      <w:r>
-        <w:t>приёма</w:t>
-      </w:r>
-      <w:r>
-        <w:t xml:space="preserve"> </w:t>
-      </w:r>
-      <w:r>
-        <w:t>заказов</w:t>
-      </w:r>
-      <w:r>
-        <w:t xml:space="preserve"> </w:t>
-      </w:r>
-      <w:r>
-        <w:t>от</w:t>
-      </w:r>
-      <w:r>
-        <w:t xml:space="preserve"> </w:t>
-      </w:r>
-      <w:r>
-        <w:t>клиентов,</w:t>
-      </w:r>
-      <w:r>
-        <w:t xml:space="preserve"> </w:t>
-      </w:r>
-      <w:r>
-        <w:t>управления</w:t>
-      </w:r>
-      <w:r>
-        <w:t xml:space="preserve"> </w:t>
-      </w:r>
-      <w:r>
-        <w:t>заказами</w:t>
-      </w:r>
-      <w:r>
-        <w:t xml:space="preserve"> </w:t>
-      </w:r>
-      <w:r>
-        <w:t>менеджерами</w:t>
-      </w:r>
-      <w:r>
-        <w:t xml:space="preserve"> </w:t>
-      </w:r>
-      <w:r>
-        <w:t>и</w:t>
-      </w:r>
-      <w:r>
-        <w:t xml:space="preserve"> </w:t>
-      </w:r>
-      <w:r>
-        <w:t>администрирования</w:t>
-      </w:r>
-      <w:r>
-        <w:t xml:space="preserve"> </w:t>
-      </w:r>
-      <w:r>
-        <w:t>каталога.</w:t>
-      </w:r>
-      <w:r>
-        <w:t xml:space="preserve"> </w:t>
-      </w:r>
-      <w:r>
-        <w:t>Это</w:t>
-      </w:r>
-      <w:r>
-        <w:t xml:space="preserve"> </w:t>
-      </w:r>
-      <w:r>
-        <w:t>позволит</w:t>
-      </w:r>
-      <w:r>
-        <w:t xml:space="preserve"> </w:t>
-      </w:r>
-      <w:r>
-        <w:t>компании</w:t>
-      </w:r>
-      <w:r>
-        <w:t xml:space="preserve"> </w:t>
-      </w:r>
-      <w:r>
-        <w:t>выйти</w:t>
-      </w:r>
-      <w:r>
-        <w:t xml:space="preserve"> </w:t>
-      </w:r>
-      <w:r>
-        <w:t>на</w:t>
-      </w:r>
-      <w:r>
-        <w:t xml:space="preserve"> </w:t>
-      </w:r>
-      <w:r>
-        <w:t>новый</w:t>
-      </w:r>
-      <w:r>
-        <w:t xml:space="preserve"> </w:t>
-      </w:r>
-      <w:r>
-        <w:t>уровень</w:t>
-      </w:r>
-      <w:r>
-        <w:t xml:space="preserve"> </w:t>
-      </w:r>
-      <w:r>
-        <w:t>обслуживания,</w:t>
-      </w:r>
-      <w:r>
-        <w:t xml:space="preserve"> </w:t>
-      </w:r>
-      <w:r>
-        <w:t>ускорить</w:t>
-      </w:r>
-      <w:r>
-        <w:t xml:space="preserve"> </w:t>
-      </w:r>
-      <w:r>
-        <w:t>обработку</w:t>
-      </w:r>
-      <w:r>
-        <w:t xml:space="preserve"> </w:t>
-      </w:r>
-      <w:r>
-        <w:t>заказов</w:t>
-      </w:r>
-      <w:r>
-        <w:t xml:space="preserve"> </w:t>
-      </w:r>
-      <w:r>
-        <w:t>и</w:t>
-      </w:r>
-      <w:r>
-        <w:t xml:space="preserve"> </w:t>
-      </w:r>
-      <w:r>
-        <w:t>расширить</w:t>
-      </w:r>
-      <w:r>
-        <w:t xml:space="preserve"> </w:t>
-      </w:r>
-      <w:r>
-        <w:t>клиентскую</w:t>
-      </w:r>
-      <w:r>
-        <w:t xml:space="preserve"> </w:t>
-      </w:r>
-      <w:r>
-        <w:t>базу</w:t>
-      </w:r>
-      <w:r>
-        <w:t xml:space="preserve"> </w:t>
-      </w:r>
-      <w:r>
-        <w:t>за</w:t>
-      </w:r>
-      <w:r>
-        <w:t xml:space="preserve"> </w:t>
-      </w:r>
-      <w:r>
-        <w:t>счёт</w:t>
-      </w:r>
-      <w:r>
-        <w:t xml:space="preserve"> </w:t>
-      </w:r>
-      <w:r>
-        <w:t>удобного</w:t>
-      </w:r>
-      <w:r>
-        <w:t xml:space="preserve"> </w:t>
-      </w:r>
-      <w:r>
-        <w:t>онлайн-сервиса.</w:t>
-      </w:r>
-    </w:p>
-    <w:p>
       <w:pPr>
         <w:pStyle w:val="a0"/>
       </w:pPr>
-      <w:bookmarkStart w:id="4" w:name="_Toc222264191"/>
+      <w:bookmarkStart w:id="3" w:name="_Toc222264191"/>
       <w:r>
         <w:t>Описание</w:t>
       </w:r>
@@ -4187,7 +4182,7 @@
       <w:r>
         <w:t>области</w:t>
       </w:r>
-      <w:bookmarkEnd w:id="4"/>
+      <w:bookmarkEnd w:id="3"/>
     </w:p>
     <w:p>
       <w:pPr>
@@ -5884,6 +5879,10 @@
         <w:jc w:val="center"/>
       </w:pPr>
       <w:r>
+        <w:rPr>
+          <w:noProof/>
+          <w:lang w:eastAsia="ru-RU"/>
+        </w:rPr>
         <w:drawing>
           <wp:inline distT="0" distB="0" distL="0" distR="0" wp14:anchorId="43506D8F" wp14:editId="5A2D0330">
             <wp:extent cx="5282108" cy="2927685"/>
@@ -8901,6 +8900,7 @@
           <w:sz w:val="28"/>
           <w:szCs w:val="28"/>
         </w:rPr>
+        <w:lastRenderedPageBreak/>
         <w:t>Обработка</w:t>
       </w:r>
       <w:r>
@@ -8965,95 +8965,7 @@
           <w:sz w:val="28"/>
           <w:szCs w:val="28"/>
         </w:rPr>
-        <w:t>наличие,</w:t>
-      </w:r>
-      <w:r>
-        <w:rPr>
-          <w:rFonts w:ascii="Times New Roman" w:hAnsi="Times New Roman" w:cs="Times New Roman"/>
-          <w:sz w:val="28"/>
-          <w:szCs w:val="28"/>
-        </w:rPr>
-        <w:t xml:space="preserve"> </w:t>
-      </w:r>
-      <w:r>
-        <w:rPr>
-          <w:rFonts w:ascii="Times New Roman" w:hAnsi="Times New Roman" w:cs="Times New Roman"/>
-          <w:sz w:val="28"/>
-          <w:szCs w:val="28"/>
-        </w:rPr>
-        <w:t>связывается</w:t>
-      </w:r>
-      <w:r>
-        <w:rPr>
-          <w:rFonts w:ascii="Times New Roman" w:hAnsi="Times New Roman" w:cs="Times New Roman"/>
-          <w:sz w:val="28"/>
-          <w:szCs w:val="28"/>
-        </w:rPr>
-        <w:t xml:space="preserve"> </w:t>
-      </w:r>
-      <w:r>
-        <w:rPr>
-          <w:rFonts w:ascii="Times New Roman" w:hAnsi="Times New Roman" w:cs="Times New Roman"/>
-          <w:sz w:val="28"/>
-          <w:szCs w:val="28"/>
-        </w:rPr>
-        <w:t>с</w:t>
-      </w:r>
-      <w:r>
-        <w:rPr>
-          <w:rFonts w:ascii="Times New Roman" w:hAnsi="Times New Roman" w:cs="Times New Roman"/>
-          <w:sz w:val="28"/>
-          <w:szCs w:val="28"/>
-        </w:rPr>
-        <w:t xml:space="preserve"> </w:t>
-      </w:r>
-      <w:r>
-        <w:rPr>
-          <w:rFonts w:ascii="Times New Roman" w:hAnsi="Times New Roman" w:cs="Times New Roman"/>
-          <w:sz w:val="28"/>
-          <w:szCs w:val="28"/>
-        </w:rPr>
-        <w:t>клиентом</w:t>
-      </w:r>
-      <w:r>
-        <w:rPr>
-          <w:rFonts w:ascii="Times New Roman" w:hAnsi="Times New Roman" w:cs="Times New Roman"/>
-          <w:sz w:val="28"/>
-          <w:szCs w:val="28"/>
-        </w:rPr>
-        <w:t xml:space="preserve"> </w:t>
-      </w:r>
-      <w:r>
-        <w:rPr>
-          <w:rFonts w:ascii="Times New Roman" w:hAnsi="Times New Roman" w:cs="Times New Roman"/>
-          <w:sz w:val="28"/>
-          <w:szCs w:val="28"/>
-        </w:rPr>
-        <w:t>(если</w:t>
-      </w:r>
-      <w:r>
-        <w:rPr>
-          <w:rFonts w:ascii="Times New Roman" w:hAnsi="Times New Roman" w:cs="Times New Roman"/>
-          <w:sz w:val="28"/>
-          <w:szCs w:val="28"/>
-        </w:rPr>
-        <w:t xml:space="preserve"> </w:t>
-      </w:r>
-      <w:r>
-        <w:rPr>
-          <w:rFonts w:ascii="Times New Roman" w:hAnsi="Times New Roman" w:cs="Times New Roman"/>
-          <w:sz w:val="28"/>
-          <w:szCs w:val="28"/>
-        </w:rPr>
-        <w:t>нужно),</w:t>
-      </w:r>
-      <w:r>
-        <w:rPr>
-          <w:rFonts w:ascii="Times New Roman" w:hAnsi="Times New Roman" w:cs="Times New Roman"/>
-          <w:sz w:val="28"/>
-          <w:szCs w:val="28"/>
-        </w:rPr>
-        <w:t xml:space="preserve"> </w:t>
+        <w:t xml:space="preserve">наличие и </w:t>
       </w:r>
       <w:r>
         <w:rPr>
@@ -9109,39 +9021,159 @@
           <w:sz w:val="28"/>
           <w:szCs w:val="28"/>
         </w:rPr>
-        <w:t>«подтверждён»</w:t>
-      </w:r>
-      <w:r>
-        <w:rPr>
-          <w:rFonts w:ascii="Times New Roman" w:hAnsi="Times New Roman" w:cs="Times New Roman"/>
-          <w:sz w:val="28"/>
-          <w:szCs w:val="28"/>
-        </w:rPr>
-        <w:t xml:space="preserve"> </w:t>
-      </w:r>
-      <w:r>
-        <w:rPr>
-          <w:rFonts w:ascii="Times New Roman" w:hAnsi="Times New Roman" w:cs="Times New Roman"/>
-          <w:sz w:val="28"/>
-          <w:szCs w:val="28"/>
-        </w:rPr>
-        <w:t>или</w:t>
-      </w:r>
-      <w:r>
-        <w:rPr>
-          <w:rFonts w:ascii="Times New Roman" w:hAnsi="Times New Roman" w:cs="Times New Roman"/>
-          <w:sz w:val="28"/>
-          <w:szCs w:val="28"/>
-        </w:rPr>
-        <w:t xml:space="preserve"> </w:t>
-      </w:r>
-      <w:r>
-        <w:rPr>
-          <w:rFonts w:ascii="Times New Roman" w:hAnsi="Times New Roman" w:cs="Times New Roman"/>
-          <w:sz w:val="28"/>
-          <w:szCs w:val="28"/>
-        </w:rPr>
-        <w:t>«отклонён».</w:t>
+        <w:t>«</w:t>
+      </w:r>
+      <w:r>
+        <w:rPr>
+          <w:rFonts w:ascii="Times New Roman" w:hAnsi="Times New Roman" w:cs="Times New Roman"/>
+          <w:sz w:val="28"/>
+          <w:szCs w:val="28"/>
+        </w:rPr>
+        <w:t>В разработке</w:t>
+      </w:r>
+      <w:r>
+        <w:rPr>
+          <w:rFonts w:ascii="Times New Roman" w:hAnsi="Times New Roman" w:cs="Times New Roman"/>
+          <w:sz w:val="28"/>
+          <w:szCs w:val="28"/>
+        </w:rPr>
+        <w:t>»</w:t>
+      </w:r>
+      <w:r>
+        <w:rPr>
+          <w:rFonts w:ascii="Times New Roman" w:hAnsi="Times New Roman" w:cs="Times New Roman"/>
+          <w:sz w:val="28"/>
+          <w:szCs w:val="28"/>
+        </w:rPr>
+        <w:t xml:space="preserve">, </w:t>
+      </w:r>
+      <w:r>
+        <w:rPr>
+          <w:rFonts w:ascii="Times New Roman" w:hAnsi="Times New Roman" w:cs="Times New Roman"/>
+          <w:sz w:val="28"/>
+          <w:szCs w:val="28"/>
+        </w:rPr>
+        <w:t>«</w:t>
+      </w:r>
+      <w:r>
+        <w:rPr>
+          <w:rFonts w:ascii="Times New Roman" w:hAnsi="Times New Roman" w:cs="Times New Roman"/>
+          <w:sz w:val="28"/>
+          <w:szCs w:val="28"/>
+        </w:rPr>
+        <w:t>Подготовка к отправке</w:t>
+      </w:r>
+      <w:r>
+        <w:rPr>
+          <w:rFonts w:ascii="Times New Roman" w:hAnsi="Times New Roman" w:cs="Times New Roman"/>
+          <w:sz w:val="28"/>
+          <w:szCs w:val="28"/>
+        </w:rPr>
+        <w:t>»</w:t>
+      </w:r>
+      <w:r>
+        <w:rPr>
+          <w:rFonts w:ascii="Times New Roman" w:hAnsi="Times New Roman" w:cs="Times New Roman"/>
+          <w:sz w:val="28"/>
+          <w:szCs w:val="28"/>
+        </w:rPr>
+        <w:t xml:space="preserve">, </w:t>
+      </w:r>
+      <w:r>
+        <w:rPr>
+          <w:rFonts w:ascii="Times New Roman" w:hAnsi="Times New Roman" w:cs="Times New Roman"/>
+          <w:sz w:val="28"/>
+          <w:szCs w:val="28"/>
+        </w:rPr>
+        <w:t>«</w:t>
+      </w:r>
+      <w:r>
+        <w:rPr>
+          <w:rFonts w:ascii="Times New Roman" w:hAnsi="Times New Roman" w:cs="Times New Roman"/>
+          <w:sz w:val="28"/>
+          <w:szCs w:val="28"/>
+        </w:rPr>
+        <w:t>Отправлен</w:t>
+      </w:r>
+      <w:r>
+        <w:rPr>
+          <w:rFonts w:ascii="Times New Roman" w:hAnsi="Times New Roman" w:cs="Times New Roman"/>
+          <w:sz w:val="28"/>
+          <w:szCs w:val="28"/>
+        </w:rPr>
+        <w:t>»</w:t>
+      </w:r>
+      <w:r>
+        <w:rPr>
+          <w:rFonts w:ascii="Times New Roman" w:hAnsi="Times New Roman" w:cs="Times New Roman"/>
+          <w:sz w:val="28"/>
+          <w:szCs w:val="28"/>
+        </w:rPr>
+        <w:t xml:space="preserve">, </w:t>
+      </w:r>
+      <w:r>
+        <w:rPr>
+          <w:rFonts w:ascii="Times New Roman" w:hAnsi="Times New Roman" w:cs="Times New Roman"/>
+          <w:sz w:val="28"/>
+          <w:szCs w:val="28"/>
+        </w:rPr>
+        <w:t>«</w:t>
+      </w:r>
+      <w:r>
+        <w:rPr>
+          <w:rFonts w:ascii="Times New Roman" w:hAnsi="Times New Roman" w:cs="Times New Roman"/>
+          <w:sz w:val="28"/>
+          <w:szCs w:val="28"/>
+        </w:rPr>
+        <w:t>Готов к выдаче</w:t>
+      </w:r>
+      <w:r>
+        <w:rPr>
+          <w:rFonts w:ascii="Times New Roman" w:hAnsi="Times New Roman" w:cs="Times New Roman"/>
+          <w:sz w:val="28"/>
+          <w:szCs w:val="28"/>
+        </w:rPr>
+        <w:t>»</w:t>
+      </w:r>
+      <w:r>
+        <w:rPr>
+          <w:rFonts w:ascii="Times New Roman" w:hAnsi="Times New Roman" w:cs="Times New Roman"/>
+          <w:sz w:val="28"/>
+          <w:szCs w:val="28"/>
+        </w:rPr>
+        <w:t xml:space="preserve"> и </w:t>
+      </w:r>
+      <w:r>
+        <w:rPr>
+          <w:rFonts w:ascii="Times New Roman" w:hAnsi="Times New Roman" w:cs="Times New Roman"/>
+          <w:sz w:val="28"/>
+          <w:szCs w:val="28"/>
+        </w:rPr>
+        <w:t>«</w:t>
+      </w:r>
+      <w:r>
+        <w:rPr>
+          <w:rFonts w:ascii="Times New Roman" w:hAnsi="Times New Roman" w:cs="Times New Roman"/>
+          <w:sz w:val="28"/>
+          <w:szCs w:val="28"/>
+        </w:rPr>
+        <w:t>Завершен</w:t>
+      </w:r>
+      <w:r>
+        <w:rPr>
+          <w:rFonts w:ascii="Times New Roman" w:hAnsi="Times New Roman" w:cs="Times New Roman"/>
+          <w:sz w:val="28"/>
+          <w:szCs w:val="28"/>
+        </w:rPr>
+        <w:t>»</w:t>
+      </w:r>
+      <w:r>
+        <w:rPr>
+          <w:rFonts w:ascii="Times New Roman" w:hAnsi="Times New Roman" w:cs="Times New Roman"/>
+          <w:sz w:val="28"/>
+          <w:szCs w:val="28"/>
+        </w:rPr>
+        <w:t>.</w:t>
       </w:r>
     </w:p>
     <w:p>
@@ -9165,184 +9197,269 @@
           <w:sz w:val="28"/>
           <w:szCs w:val="28"/>
         </w:rPr>
+        <w:t>Получение</w:t>
+      </w:r>
+      <w:r>
+        <w:rPr>
+          <w:rFonts w:ascii="Times New Roman" w:eastAsiaTheme="majorEastAsia" w:hAnsi="Times New Roman" w:cs="Times New Roman"/>
+          <w:sz w:val="28"/>
+          <w:szCs w:val="28"/>
+        </w:rPr>
+        <w:t xml:space="preserve"> </w:t>
+      </w:r>
+      <w:r>
+        <w:rPr>
+          <w:rFonts w:ascii="Times New Roman" w:eastAsiaTheme="majorEastAsia" w:hAnsi="Times New Roman" w:cs="Times New Roman"/>
+          <w:sz w:val="28"/>
+          <w:szCs w:val="28"/>
+        </w:rPr>
+        <w:t>клиентом</w:t>
+      </w:r>
+      <w:r>
+        <w:rPr>
+          <w:rFonts w:ascii="Times New Roman" w:hAnsi="Times New Roman" w:cs="Times New Roman"/>
+          <w:sz w:val="28"/>
+          <w:szCs w:val="28"/>
+        </w:rPr>
+        <w:t xml:space="preserve"> - </w:t>
+      </w:r>
+      <w:r>
+        <w:rPr>
+          <w:rFonts w:ascii="Times New Roman" w:hAnsi="Times New Roman" w:cs="Times New Roman"/>
+          <w:sz w:val="28"/>
+          <w:szCs w:val="28"/>
+        </w:rPr>
+        <w:t>клиент</w:t>
+      </w:r>
+      <w:r>
+        <w:rPr>
+          <w:rFonts w:ascii="Times New Roman" w:hAnsi="Times New Roman" w:cs="Times New Roman"/>
+          <w:sz w:val="28"/>
+          <w:szCs w:val="28"/>
+        </w:rPr>
+        <w:t xml:space="preserve"> </w:t>
+      </w:r>
+      <w:r>
+        <w:rPr>
+          <w:rFonts w:ascii="Times New Roman" w:hAnsi="Times New Roman" w:cs="Times New Roman"/>
+          <w:sz w:val="28"/>
+          <w:szCs w:val="28"/>
+        </w:rPr>
+        <w:t>видит</w:t>
+      </w:r>
+      <w:r>
+        <w:rPr>
+          <w:rFonts w:ascii="Times New Roman" w:hAnsi="Times New Roman" w:cs="Times New Roman"/>
+          <w:sz w:val="28"/>
+          <w:szCs w:val="28"/>
+        </w:rPr>
+        <w:t xml:space="preserve"> </w:t>
+      </w:r>
+      <w:r>
+        <w:rPr>
+          <w:rFonts w:ascii="Times New Roman" w:hAnsi="Times New Roman" w:cs="Times New Roman"/>
+          <w:sz w:val="28"/>
+          <w:szCs w:val="28"/>
+        </w:rPr>
+        <w:t>статус</w:t>
+      </w:r>
+      <w:r>
+        <w:rPr>
+          <w:rFonts w:ascii="Times New Roman" w:hAnsi="Times New Roman" w:cs="Times New Roman"/>
+          <w:sz w:val="28"/>
+          <w:szCs w:val="28"/>
+        </w:rPr>
+        <w:t xml:space="preserve"> </w:t>
+      </w:r>
+      <w:r>
+        <w:rPr>
+          <w:rFonts w:ascii="Times New Roman" w:hAnsi="Times New Roman" w:cs="Times New Roman"/>
+          <w:sz w:val="28"/>
+          <w:szCs w:val="28"/>
+        </w:rPr>
+        <w:t>«Готов к выдаче» и может получить заказ в месте, указанном в поле «Адрес доставки» или на месте где был произведен заказ. После получения товара заявке присваивается статус «Завершен»</w:t>
+      </w:r>
+      <w:r>
+        <w:rPr>
+          <w:rFonts w:ascii="Times New Roman" w:hAnsi="Times New Roman" w:cs="Times New Roman"/>
+          <w:sz w:val="28"/>
+          <w:szCs w:val="28"/>
+        </w:rPr>
+        <w:t>.</w:t>
+      </w:r>
+    </w:p>
+    <w:p>
+      <w:r>
+        <w:t>Автоматизация</w:t>
+      </w:r>
+      <w:r>
+        <w:t xml:space="preserve"> </w:t>
+      </w:r>
+      <w:r>
+        <w:t>этого</w:t>
+      </w:r>
+      <w:r>
+        <w:t xml:space="preserve"> </w:t>
+      </w:r>
+      <w:r>
+        <w:t>процесса</w:t>
+      </w:r>
+      <w:r>
+        <w:t xml:space="preserve"> </w:t>
+      </w:r>
+      <w:r>
+        <w:t>с</w:t>
+      </w:r>
+      <w:r>
+        <w:t xml:space="preserve"> </w:t>
+      </w:r>
+      <w:r>
+        <w:t>помощью</w:t>
+      </w:r>
+      <w:r>
+        <w:t xml:space="preserve"> </w:t>
+      </w:r>
+      <w:r>
+        <w:t>серверной</w:t>
+      </w:r>
+      <w:r>
+        <w:t xml:space="preserve"> </w:t>
+      </w:r>
+      <w:r>
+        <w:t>части</w:t>
+      </w:r>
+      <w:r>
+        <w:t xml:space="preserve"> </w:t>
+      </w:r>
+      <w:r>
+        <w:t>позволит</w:t>
+      </w:r>
+      <w:r>
+        <w:t xml:space="preserve"> </w:t>
+      </w:r>
+      <w:r>
+        <w:t>исключить</w:t>
+      </w:r>
+      <w:r>
+        <w:t xml:space="preserve"> </w:t>
+      </w:r>
+      <w:r>
+        <w:t>потерю</w:t>
+      </w:r>
+      <w:r>
+        <w:t xml:space="preserve"> </w:t>
+      </w:r>
+      <w:r>
+        <w:t>заказов,</w:t>
+      </w:r>
+      <w:r>
+        <w:t xml:space="preserve"> </w:t>
+      </w:r>
+      <w:r>
+        <w:t>ускорить</w:t>
+      </w:r>
+      <w:r>
+        <w:t xml:space="preserve"> </w:t>
+      </w:r>
+      <w:r>
+        <w:t>и</w:t>
+      </w:r>
+      <w:r>
+        <w:t xml:space="preserve"> </w:t>
+      </w:r>
+      <w:r>
+        <w:t>сделать</w:t>
+      </w:r>
+      <w:r>
+        <w:t xml:space="preserve"> </w:t>
+      </w:r>
+      <w:r>
+        <w:t>работу</w:t>
+      </w:r>
+      <w:r>
+        <w:t xml:space="preserve"> </w:t>
+      </w:r>
+      <w:r>
+        <w:t xml:space="preserve">более </w:t>
+      </w:r>
+      <w:r>
+        <w:t>прозрачной</w:t>
+      </w:r>
+      <w:r>
+        <w:t xml:space="preserve"> </w:t>
+      </w:r>
+      <w:r>
+        <w:t>для</w:t>
+      </w:r>
+      <w:r>
+        <w:t xml:space="preserve"> </w:t>
+      </w:r>
+      <w:r>
+        <w:t>всех</w:t>
+      </w:r>
+      <w:r>
+        <w:t xml:space="preserve"> </w:t>
+      </w:r>
+      <w:r>
+        <w:t>сторон.</w:t>
+      </w:r>
+    </w:p>
+    <w:p>
+      <w:pPr>
+        <w:pStyle w:val="a"/>
+      </w:pPr>
+      <w:r>
         <w:lastRenderedPageBreak/>
-        <w:t>Передача</w:t>
-      </w:r>
-      <w:r>
-        <w:rPr>
-          <w:rFonts w:ascii="Times New Roman" w:eastAsiaTheme="majorEastAsia" w:hAnsi="Times New Roman" w:cs="Times New Roman"/>
-          <w:sz w:val="28"/>
-          <w:szCs w:val="28"/>
-        </w:rPr>
-        <w:t xml:space="preserve"> </w:t>
-      </w:r>
-      <w:r>
-        <w:rPr>
-          <w:rFonts w:ascii="Times New Roman" w:eastAsiaTheme="majorEastAsia" w:hAnsi="Times New Roman" w:cs="Times New Roman"/>
-          <w:sz w:val="28"/>
-          <w:szCs w:val="28"/>
-        </w:rPr>
-        <w:t>в</w:t>
-      </w:r>
-      <w:r>
-        <w:rPr>
-          <w:rFonts w:ascii="Times New Roman" w:eastAsiaTheme="majorEastAsia" w:hAnsi="Times New Roman" w:cs="Times New Roman"/>
-          <w:sz w:val="28"/>
-          <w:szCs w:val="28"/>
-        </w:rPr>
-        <w:t xml:space="preserve"> </w:t>
-      </w:r>
-      <w:r>
-        <w:rPr>
-          <w:rFonts w:ascii="Times New Roman" w:eastAsiaTheme="majorEastAsia" w:hAnsi="Times New Roman" w:cs="Times New Roman"/>
-          <w:sz w:val="28"/>
-          <w:szCs w:val="28"/>
-        </w:rPr>
-        <w:t>производство</w:t>
-      </w:r>
-      <w:r>
-        <w:rPr>
-          <w:rFonts w:ascii="Times New Roman" w:hAnsi="Times New Roman" w:cs="Times New Roman"/>
-          <w:sz w:val="28"/>
-          <w:szCs w:val="28"/>
-        </w:rPr>
-        <w:t xml:space="preserve"> - </w:t>
-      </w:r>
-      <w:r>
-        <w:rPr>
-          <w:rFonts w:ascii="Times New Roman" w:hAnsi="Times New Roman" w:cs="Times New Roman"/>
-          <w:sz w:val="28"/>
-          <w:szCs w:val="28"/>
-        </w:rPr>
-        <w:t>если</w:t>
-      </w:r>
-      <w:r>
-        <w:rPr>
-          <w:rFonts w:ascii="Times New Roman" w:hAnsi="Times New Roman" w:cs="Times New Roman"/>
-          <w:sz w:val="28"/>
-          <w:szCs w:val="28"/>
-        </w:rPr>
-        <w:t xml:space="preserve"> </w:t>
-      </w:r>
-      <w:r>
-        <w:rPr>
-          <w:rFonts w:ascii="Times New Roman" w:hAnsi="Times New Roman" w:cs="Times New Roman"/>
-          <w:sz w:val="28"/>
-          <w:szCs w:val="28"/>
-        </w:rPr>
-        <w:t>товар</w:t>
-      </w:r>
-      <w:r>
-        <w:rPr>
-          <w:rFonts w:ascii="Times New Roman" w:hAnsi="Times New Roman" w:cs="Times New Roman"/>
-          <w:sz w:val="28"/>
-          <w:szCs w:val="28"/>
-        </w:rPr>
-        <w:t xml:space="preserve"> </w:t>
-      </w:r>
-      <w:r>
-        <w:rPr>
-          <w:rFonts w:ascii="Times New Roman" w:hAnsi="Times New Roman" w:cs="Times New Roman"/>
-          <w:sz w:val="28"/>
-          <w:szCs w:val="28"/>
-        </w:rPr>
-        <w:t>требует</w:t>
-      </w:r>
-      <w:r>
-        <w:rPr>
-          <w:rFonts w:ascii="Times New Roman" w:hAnsi="Times New Roman" w:cs="Times New Roman"/>
-          <w:sz w:val="28"/>
-          <w:szCs w:val="28"/>
-        </w:rPr>
-        <w:t xml:space="preserve"> </w:t>
-      </w:r>
-      <w:r>
-        <w:rPr>
-          <w:rFonts w:ascii="Times New Roman" w:hAnsi="Times New Roman" w:cs="Times New Roman"/>
-          <w:sz w:val="28"/>
-          <w:szCs w:val="28"/>
-        </w:rPr>
-        <w:t>изготовления,</w:t>
-      </w:r>
-      <w:r>
-        <w:rPr>
-          <w:rFonts w:ascii="Times New Roman" w:hAnsi="Times New Roman" w:cs="Times New Roman"/>
-          <w:sz w:val="28"/>
-          <w:szCs w:val="28"/>
-        </w:rPr>
-        <w:t xml:space="preserve"> </w:t>
-      </w:r>
-      <w:r>
-        <w:rPr>
-          <w:rFonts w:ascii="Times New Roman" w:hAnsi="Times New Roman" w:cs="Times New Roman"/>
-          <w:sz w:val="28"/>
-          <w:szCs w:val="28"/>
-        </w:rPr>
-        <w:t>заказ</w:t>
-      </w:r>
-      <w:r>
-        <w:rPr>
-          <w:rFonts w:ascii="Times New Roman" w:hAnsi="Times New Roman" w:cs="Times New Roman"/>
-          <w:sz w:val="28"/>
-          <w:szCs w:val="28"/>
-        </w:rPr>
-        <w:t xml:space="preserve"> </w:t>
-      </w:r>
-      <w:r>
-        <w:rPr>
-          <w:rFonts w:ascii="Times New Roman" w:hAnsi="Times New Roman" w:cs="Times New Roman"/>
-          <w:sz w:val="28"/>
-          <w:szCs w:val="28"/>
-        </w:rPr>
-        <w:t>отправляется</w:t>
-      </w:r>
-      <w:r>
-        <w:rPr>
-          <w:rFonts w:ascii="Times New Roman" w:hAnsi="Times New Roman" w:cs="Times New Roman"/>
-          <w:sz w:val="28"/>
-          <w:szCs w:val="28"/>
-        </w:rPr>
-        <w:t xml:space="preserve"> </w:t>
-      </w:r>
-      <w:r>
-        <w:rPr>
-          <w:rFonts w:ascii="Times New Roman" w:hAnsi="Times New Roman" w:cs="Times New Roman"/>
-          <w:sz w:val="28"/>
-          <w:szCs w:val="28"/>
-        </w:rPr>
-        <w:t>в</w:t>
-      </w:r>
-      <w:r>
-        <w:rPr>
-          <w:rFonts w:ascii="Times New Roman" w:hAnsi="Times New Roman" w:cs="Times New Roman"/>
-          <w:sz w:val="28"/>
-          <w:szCs w:val="28"/>
-        </w:rPr>
-        <w:t xml:space="preserve"> </w:t>
-      </w:r>
-      <w:r>
-        <w:rPr>
-          <w:rFonts w:ascii="Times New Roman" w:hAnsi="Times New Roman" w:cs="Times New Roman"/>
-          <w:sz w:val="28"/>
-          <w:szCs w:val="28"/>
-        </w:rPr>
-        <w:t>производственный</w:t>
-      </w:r>
-      <w:r>
-        <w:rPr>
-          <w:rFonts w:ascii="Times New Roman" w:hAnsi="Times New Roman" w:cs="Times New Roman"/>
-          <w:sz w:val="28"/>
-          <w:szCs w:val="28"/>
-        </w:rPr>
-        <w:t xml:space="preserve"> </w:t>
-      </w:r>
-      <w:r>
-        <w:rPr>
-          <w:rFonts w:ascii="Times New Roman" w:hAnsi="Times New Roman" w:cs="Times New Roman"/>
-          <w:sz w:val="28"/>
-          <w:szCs w:val="28"/>
-        </w:rPr>
-        <w:t>отдел.</w:t>
+        <w:t>Технологическая часть</w:t>
+      </w:r>
+    </w:p>
+    <w:p>
+      <w:pPr>
+        <w:pStyle w:val="a0"/>
+      </w:pPr>
+      <w:r>
+        <w:t>Постановка задачи</w:t>
+      </w:r>
+    </w:p>
+    <w:p>
+      <w:r>
+        <w:rPr>
+          <w:rFonts w:eastAsiaTheme="majorEastAsia"/>
+        </w:rPr>
+        <w:t>Наименование системы:</w:t>
+      </w:r>
+      <w:r>
+        <w:t> Серверная часть информационной системы интернет-магазина по продаже мелкосер</w:t>
+      </w:r>
+      <w:r>
+        <w:t>ийной продукции ООО «ИНПРОКОМ».</w:t>
+      </w:r>
+    </w:p>
+    <w:p>
+      <w:r>
+        <w:rPr>
+          <w:rFonts w:eastAsiaTheme="majorEastAsia"/>
+        </w:rPr>
+        <w:t>Назначение:</w:t>
+      </w:r>
+      <w:r>
+        <w:t> Разработка серверного компонента (</w:t>
+      </w:r>
+      <w:proofErr w:type="spellStart"/>
+      <w:r>
+        <w:t>backend</w:t>
+      </w:r>
+      <w:proofErr w:type="spellEnd"/>
+      <w:r>
+        <w:t>) веб-приложения, реализующего бизнес-логику, автоматизацию процессов обработки заказов, управление каталогом продукции и взаимодействие с пользователями для компании, специализирующейся на производстве композитных изделий и промышленного оборудования мелкими сериями.</w:t>
+      </w:r>
+    </w:p>
+    <w:p>
+      <w:r>
+        <w:rPr>
+          <w:rFonts w:eastAsiaTheme="majorEastAsia"/>
+        </w:rPr>
+        <w:t>Цель создания системы:</w:t>
       </w:r>
     </w:p>
     <w:p>
@@ -9350,7 +9467,7 @@
         <w:pStyle w:val="a9"/>
         <w:numPr>
           <w:ilvl w:val="0"/>
-          <w:numId w:val="11"/>
+          <w:numId w:val="14"/>
         </w:numPr>
         <w:spacing w:after="0" w:line="360" w:lineRule="auto"/>
         <w:ind w:left="142" w:firstLine="709"/>
@@ -9362,123 +9479,11 @@
       </w:pPr>
       <w:r>
         <w:rPr>
-          <w:rFonts w:ascii="Times New Roman" w:eastAsiaTheme="majorEastAsia" w:hAnsi="Times New Roman" w:cs="Times New Roman"/>
-          <w:sz w:val="28"/>
-          <w:szCs w:val="28"/>
-        </w:rPr>
-        <w:t>Отгрузка</w:t>
-      </w:r>
-      <w:r>
-        <w:rPr>
-          <w:rFonts w:ascii="Times New Roman" w:hAnsi="Times New Roman" w:cs="Times New Roman"/>
-          <w:sz w:val="28"/>
-          <w:szCs w:val="28"/>
-        </w:rPr>
-        <w:t xml:space="preserve"> - </w:t>
-      </w:r>
-      <w:r>
-        <w:rPr>
-          <w:rFonts w:ascii="Times New Roman" w:hAnsi="Times New Roman" w:cs="Times New Roman"/>
-          <w:sz w:val="28"/>
-          <w:szCs w:val="28"/>
-        </w:rPr>
-        <w:t>после</w:t>
-      </w:r>
-      <w:r>
-        <w:rPr>
-          <w:rFonts w:ascii="Times New Roman" w:hAnsi="Times New Roman" w:cs="Times New Roman"/>
-          <w:sz w:val="28"/>
-          <w:szCs w:val="28"/>
-        </w:rPr>
-        <w:t xml:space="preserve"> </w:t>
-      </w:r>
-      <w:r>
-        <w:rPr>
-          <w:rFonts w:ascii="Times New Roman" w:hAnsi="Times New Roman" w:cs="Times New Roman"/>
-          <w:sz w:val="28"/>
-          <w:szCs w:val="28"/>
-        </w:rPr>
-        <w:t>готовности</w:t>
-      </w:r>
-      <w:r>
-        <w:rPr>
-          <w:rFonts w:ascii="Times New Roman" w:hAnsi="Times New Roman" w:cs="Times New Roman"/>
-          <w:sz w:val="28"/>
-          <w:szCs w:val="28"/>
-        </w:rPr>
-        <w:t xml:space="preserve"> </w:t>
-      </w:r>
-      <w:r>
-        <w:rPr>
-          <w:rFonts w:ascii="Times New Roman" w:hAnsi="Times New Roman" w:cs="Times New Roman"/>
-          <w:sz w:val="28"/>
-          <w:szCs w:val="28"/>
-        </w:rPr>
-        <w:t>менеджер</w:t>
-      </w:r>
-      <w:r>
-        <w:rPr>
-          <w:rFonts w:ascii="Times New Roman" w:hAnsi="Times New Roman" w:cs="Times New Roman"/>
-          <w:sz w:val="28"/>
-          <w:szCs w:val="28"/>
-        </w:rPr>
-        <w:t xml:space="preserve"> </w:t>
-      </w:r>
-      <w:r>
-        <w:rPr>
-          <w:rFonts w:ascii="Times New Roman" w:hAnsi="Times New Roman" w:cs="Times New Roman"/>
-          <w:sz w:val="28"/>
-          <w:szCs w:val="28"/>
-        </w:rPr>
-        <w:t>меняет</w:t>
-      </w:r>
-      <w:r>
-        <w:rPr>
-          <w:rFonts w:ascii="Times New Roman" w:hAnsi="Times New Roman" w:cs="Times New Roman"/>
-          <w:sz w:val="28"/>
-          <w:szCs w:val="28"/>
-        </w:rPr>
-        <w:t xml:space="preserve"> </w:t>
-      </w:r>
-      <w:r>
-        <w:rPr>
-          <w:rFonts w:ascii="Times New Roman" w:hAnsi="Times New Roman" w:cs="Times New Roman"/>
-          <w:sz w:val="28"/>
-          <w:szCs w:val="28"/>
-        </w:rPr>
-        <w:t>статус</w:t>
-      </w:r>
-      <w:r>
-        <w:rPr>
-          <w:rFonts w:ascii="Times New Roman" w:hAnsi="Times New Roman" w:cs="Times New Roman"/>
-          <w:sz w:val="28"/>
-          <w:szCs w:val="28"/>
-        </w:rPr>
-        <w:t xml:space="preserve"> </w:t>
-      </w:r>
-      <w:r>
-        <w:rPr>
-          <w:rFonts w:ascii="Times New Roman" w:hAnsi="Times New Roman" w:cs="Times New Roman"/>
-          <w:sz w:val="28"/>
-          <w:szCs w:val="28"/>
-        </w:rPr>
-        <w:t>на</w:t>
-      </w:r>
-      <w:r>
-        <w:rPr>
-          <w:rFonts w:ascii="Times New Roman" w:hAnsi="Times New Roman" w:cs="Times New Roman"/>
-          <w:sz w:val="28"/>
-          <w:szCs w:val="28"/>
-        </w:rPr>
-        <w:t xml:space="preserve"> </w:t>
-      </w:r>
-      <w:r>
-        <w:rPr>
-          <w:rFonts w:ascii="Times New Roman" w:hAnsi="Times New Roman" w:cs="Times New Roman"/>
-          <w:sz w:val="28"/>
-          <w:szCs w:val="28"/>
-        </w:rPr>
-        <w:t>«отгружен».</w:t>
+          <w:rFonts w:ascii="Times New Roman" w:hAnsi="Times New Roman" w:cs="Times New Roman"/>
+          <w:sz w:val="28"/>
+          <w:szCs w:val="28"/>
+        </w:rPr>
+        <w:t>обеспечение цифрового канала продаж через создание надежной серверной платформы для взаимодействия с клиентами;</w:t>
       </w:r>
     </w:p>
     <w:p>
@@ -9486,7 +9491,7 @@
         <w:pStyle w:val="a9"/>
         <w:numPr>
           <w:ilvl w:val="0"/>
-          <w:numId w:val="11"/>
+          <w:numId w:val="14"/>
         </w:numPr>
         <w:spacing w:after="0" w:line="360" w:lineRule="auto"/>
         <w:ind w:left="142" w:firstLine="709"/>
@@ -9498,263 +9503,1513 @@
       </w:pPr>
       <w:r>
         <w:rPr>
-          <w:rFonts w:ascii="Times New Roman" w:eastAsiaTheme="majorEastAsia" w:hAnsi="Times New Roman" w:cs="Times New Roman"/>
-          <w:sz w:val="28"/>
-          <w:szCs w:val="28"/>
-        </w:rPr>
-        <w:t>Получение</w:t>
-      </w:r>
-      <w:r>
-        <w:rPr>
-          <w:rFonts w:ascii="Times New Roman" w:eastAsiaTheme="majorEastAsia" w:hAnsi="Times New Roman" w:cs="Times New Roman"/>
-          <w:sz w:val="28"/>
-          <w:szCs w:val="28"/>
-        </w:rPr>
-        <w:t xml:space="preserve"> </w:t>
-      </w:r>
-      <w:r>
-        <w:rPr>
-          <w:rFonts w:ascii="Times New Roman" w:eastAsiaTheme="majorEastAsia" w:hAnsi="Times New Roman" w:cs="Times New Roman"/>
-          <w:sz w:val="28"/>
-          <w:szCs w:val="28"/>
-        </w:rPr>
-        <w:t>клиентом</w:t>
-      </w:r>
-      <w:r>
-        <w:rPr>
-          <w:rFonts w:ascii="Times New Roman" w:hAnsi="Times New Roman" w:cs="Times New Roman"/>
-          <w:sz w:val="28"/>
-          <w:szCs w:val="28"/>
-        </w:rPr>
-        <w:t xml:space="preserve"> - </w:t>
-      </w:r>
-      <w:r>
-        <w:rPr>
-          <w:rFonts w:ascii="Times New Roman" w:hAnsi="Times New Roman" w:cs="Times New Roman"/>
-          <w:sz w:val="28"/>
-          <w:szCs w:val="28"/>
-        </w:rPr>
-        <w:t>клиент</w:t>
-      </w:r>
-      <w:r>
-        <w:rPr>
-          <w:rFonts w:ascii="Times New Roman" w:hAnsi="Times New Roman" w:cs="Times New Roman"/>
-          <w:sz w:val="28"/>
-          <w:szCs w:val="28"/>
-        </w:rPr>
-        <w:t xml:space="preserve"> </w:t>
-      </w:r>
-      <w:r>
-        <w:rPr>
-          <w:rFonts w:ascii="Times New Roman" w:hAnsi="Times New Roman" w:cs="Times New Roman"/>
-          <w:sz w:val="28"/>
-          <w:szCs w:val="28"/>
-        </w:rPr>
-        <w:t>видит</w:t>
-      </w:r>
-      <w:r>
-        <w:rPr>
-          <w:rFonts w:ascii="Times New Roman" w:hAnsi="Times New Roman" w:cs="Times New Roman"/>
-          <w:sz w:val="28"/>
-          <w:szCs w:val="28"/>
-        </w:rPr>
-        <w:t xml:space="preserve"> </w:t>
-      </w:r>
-      <w:r>
-        <w:rPr>
-          <w:rFonts w:ascii="Times New Roman" w:hAnsi="Times New Roman" w:cs="Times New Roman"/>
-          <w:sz w:val="28"/>
-          <w:szCs w:val="28"/>
-        </w:rPr>
-        <w:t>статус</w:t>
-      </w:r>
-      <w:r>
-        <w:rPr>
-          <w:rFonts w:ascii="Times New Roman" w:hAnsi="Times New Roman" w:cs="Times New Roman"/>
-          <w:sz w:val="28"/>
-          <w:szCs w:val="28"/>
-        </w:rPr>
-        <w:t xml:space="preserve"> </w:t>
-      </w:r>
-      <w:r>
-        <w:rPr>
-          <w:rFonts w:ascii="Times New Roman" w:hAnsi="Times New Roman" w:cs="Times New Roman"/>
-          <w:sz w:val="28"/>
-          <w:szCs w:val="28"/>
-        </w:rPr>
-        <w:t>«доставлен»,</w:t>
-      </w:r>
-      <w:r>
-        <w:rPr>
-          <w:rFonts w:ascii="Times New Roman" w:hAnsi="Times New Roman" w:cs="Times New Roman"/>
-          <w:sz w:val="28"/>
-          <w:szCs w:val="28"/>
-        </w:rPr>
-        <w:t xml:space="preserve"> </w:t>
-      </w:r>
-      <w:r>
-        <w:rPr>
-          <w:rFonts w:ascii="Times New Roman" w:hAnsi="Times New Roman" w:cs="Times New Roman"/>
-          <w:sz w:val="28"/>
-          <w:szCs w:val="28"/>
-        </w:rPr>
-        <w:t>может</w:t>
-      </w:r>
-      <w:r>
-        <w:rPr>
-          <w:rFonts w:ascii="Times New Roman" w:hAnsi="Times New Roman" w:cs="Times New Roman"/>
-          <w:sz w:val="28"/>
-          <w:szCs w:val="28"/>
-        </w:rPr>
-        <w:t xml:space="preserve"> </w:t>
-      </w:r>
-      <w:r>
-        <w:rPr>
-          <w:rFonts w:ascii="Times New Roman" w:hAnsi="Times New Roman" w:cs="Times New Roman"/>
-          <w:sz w:val="28"/>
-          <w:szCs w:val="28"/>
-        </w:rPr>
-        <w:t>оставить</w:t>
-      </w:r>
-      <w:r>
-        <w:rPr>
-          <w:rFonts w:ascii="Times New Roman" w:hAnsi="Times New Roman" w:cs="Times New Roman"/>
-          <w:sz w:val="28"/>
-          <w:szCs w:val="28"/>
-        </w:rPr>
-        <w:t xml:space="preserve"> </w:t>
-      </w:r>
-      <w:r>
-        <w:rPr>
-          <w:rFonts w:ascii="Times New Roman" w:hAnsi="Times New Roman" w:cs="Times New Roman"/>
-          <w:sz w:val="28"/>
-          <w:szCs w:val="28"/>
-        </w:rPr>
-        <w:t>отзыв.</w:t>
+          <w:rFonts w:ascii="Times New Roman" w:hAnsi="Times New Roman" w:cs="Times New Roman"/>
+          <w:sz w:val="28"/>
+          <w:szCs w:val="28"/>
+        </w:rPr>
+        <w:t>автоматизация полного цикла обработки заказа — от момента его созда</w:t>
+      </w:r>
+      <w:r>
+        <w:rPr>
+          <w:rFonts w:ascii="Times New Roman" w:hAnsi="Times New Roman" w:cs="Times New Roman"/>
+          <w:sz w:val="28"/>
+          <w:szCs w:val="28"/>
+        </w:rPr>
+        <w:t>ния клиентом до завершения</w:t>
+      </w:r>
+      <w:r>
+        <w:rPr>
+          <w:rFonts w:ascii="Times New Roman" w:hAnsi="Times New Roman" w:cs="Times New Roman"/>
+          <w:sz w:val="28"/>
+          <w:szCs w:val="28"/>
+        </w:rPr>
+        <w:t>, с учетом специфики мелкосерийного производства;</w:t>
       </w:r>
     </w:p>
     <w:p>
-      <w:r>
-        <w:t>Автоматизация</w:t>
-      </w:r>
-      <w:r>
-        <w:t xml:space="preserve"> </w:t>
-      </w:r>
-      <w:r>
-        <w:t>этого</w:t>
-      </w:r>
-      <w:r>
-        <w:t xml:space="preserve"> </w:t>
-      </w:r>
-      <w:r>
-        <w:t>процесса</w:t>
-      </w:r>
-      <w:r>
-        <w:t xml:space="preserve"> </w:t>
-      </w:r>
-      <w:r>
-        <w:t>с</w:t>
-      </w:r>
-      <w:r>
-        <w:t xml:space="preserve"> </w:t>
-      </w:r>
-      <w:r>
-        <w:t>помощью</w:t>
-      </w:r>
-      <w:r>
-        <w:t xml:space="preserve"> </w:t>
-      </w:r>
-      <w:r>
-        <w:t>серверной</w:t>
-      </w:r>
-      <w:r>
-        <w:t xml:space="preserve"> </w:t>
-      </w:r>
-      <w:r>
-        <w:t>части</w:t>
-      </w:r>
-      <w:r>
-        <w:t xml:space="preserve"> </w:t>
-      </w:r>
-      <w:r>
-        <w:t>позволит</w:t>
-      </w:r>
-      <w:r>
-        <w:t xml:space="preserve"> </w:t>
-      </w:r>
-      <w:r>
-        <w:t>исключить</w:t>
-      </w:r>
-      <w:r>
-        <w:t xml:space="preserve"> </w:t>
-      </w:r>
-      <w:r>
-        <w:t>потерю</w:t>
-      </w:r>
-      <w:r>
-        <w:t xml:space="preserve"> </w:t>
-      </w:r>
-      <w:r>
-        <w:t>заказов,</w:t>
-      </w:r>
-      <w:r>
-        <w:t xml:space="preserve"> </w:t>
-      </w:r>
-      <w:r>
-        <w:t>ускорить</w:t>
-      </w:r>
-      <w:r>
-        <w:t xml:space="preserve"> </w:t>
-      </w:r>
-      <w:r>
-        <w:t>коммуникацию</w:t>
-      </w:r>
-      <w:r>
-        <w:t xml:space="preserve"> </w:t>
-      </w:r>
-      <w:r>
-        <w:t>и</w:t>
-      </w:r>
-      <w:r>
-        <w:t xml:space="preserve"> </w:t>
-      </w:r>
-      <w:r>
-        <w:t>сделать</w:t>
-      </w:r>
-      <w:r>
-        <w:t xml:space="preserve"> </w:t>
-      </w:r>
-      <w:r>
-        <w:t>работу</w:t>
-      </w:r>
-      <w:r>
-        <w:t xml:space="preserve"> </w:t>
-      </w:r>
-      <w:r>
-        <w:t>прозрачной</w:t>
-      </w:r>
-      <w:r>
-        <w:t xml:space="preserve"> </w:t>
-      </w:r>
-      <w:r>
-        <w:t>для</w:t>
-      </w:r>
-      <w:r>
-        <w:t xml:space="preserve"> </w:t>
-      </w:r>
-      <w:r>
-        <w:t>всех</w:t>
-      </w:r>
-      <w:r>
-        <w:t xml:space="preserve"> </w:t>
-      </w:r>
-      <w:r>
-        <w:t>сторон.</w:t>
+      <w:pPr>
+        <w:pStyle w:val="a9"/>
+        <w:numPr>
+          <w:ilvl w:val="0"/>
+          <w:numId w:val="14"/>
+        </w:numPr>
+        <w:spacing w:after="0" w:line="360" w:lineRule="auto"/>
+        <w:ind w:left="142" w:firstLine="709"/>
+        <w:rPr>
+          <w:rFonts w:ascii="Times New Roman" w:hAnsi="Times New Roman" w:cs="Times New Roman"/>
+          <w:sz w:val="28"/>
+          <w:szCs w:val="28"/>
+        </w:rPr>
+      </w:pPr>
+      <w:r>
+        <w:rPr>
+          <w:rFonts w:ascii="Times New Roman" w:hAnsi="Times New Roman" w:cs="Times New Roman"/>
+          <w:sz w:val="28"/>
+          <w:szCs w:val="28"/>
+        </w:rPr>
+        <w:t>повышение эффективности работы коммерческого отдела и отдела продаж за счет автоматизации рутинных операций и централизованного управления заказами;</w:t>
+      </w:r>
+    </w:p>
+    <w:p>
+      <w:pPr>
+        <w:pStyle w:val="a9"/>
+        <w:numPr>
+          <w:ilvl w:val="0"/>
+          <w:numId w:val="14"/>
+        </w:numPr>
+        <w:spacing w:after="0" w:line="360" w:lineRule="auto"/>
+        <w:ind w:left="142" w:firstLine="709"/>
+        <w:rPr>
+          <w:rFonts w:ascii="Times New Roman" w:hAnsi="Times New Roman" w:cs="Times New Roman"/>
+          <w:sz w:val="28"/>
+          <w:szCs w:val="28"/>
+        </w:rPr>
+      </w:pPr>
+      <w:r>
+        <w:rPr>
+          <w:rFonts w:ascii="Times New Roman" w:hAnsi="Times New Roman" w:cs="Times New Roman"/>
+          <w:sz w:val="28"/>
+          <w:szCs w:val="28"/>
+        </w:rPr>
+        <w:t>обеспечение прозрачности процесса выполнен</w:t>
+      </w:r>
+      <w:r>
+        <w:rPr>
+          <w:rFonts w:ascii="Times New Roman" w:hAnsi="Times New Roman" w:cs="Times New Roman"/>
+          <w:sz w:val="28"/>
+          <w:szCs w:val="28"/>
+        </w:rPr>
+        <w:t>ия заказов для всех участников;</w:t>
+      </w:r>
+    </w:p>
+    <w:p>
+      <w:pPr>
+        <w:pStyle w:val="a9"/>
+        <w:numPr>
+          <w:ilvl w:val="0"/>
+          <w:numId w:val="14"/>
+        </w:numPr>
+        <w:spacing w:after="0" w:line="360" w:lineRule="auto"/>
+        <w:ind w:left="142" w:firstLine="709"/>
+        <w:rPr>
+          <w:rFonts w:ascii="Times New Roman" w:hAnsi="Times New Roman" w:cs="Times New Roman"/>
+          <w:sz w:val="28"/>
+          <w:szCs w:val="28"/>
+        </w:rPr>
+      </w:pPr>
+      <w:r>
+        <w:rPr>
+          <w:rFonts w:ascii="Times New Roman" w:hAnsi="Times New Roman" w:cs="Times New Roman"/>
+          <w:sz w:val="28"/>
+          <w:szCs w:val="28"/>
+        </w:rPr>
+        <w:t>сокращение времени обработки входящих заказов и минимизация ошибок, связанных с человеческим фактором;</w:t>
+      </w:r>
+    </w:p>
+    <w:p>
+      <w:pPr>
+        <w:pStyle w:val="a9"/>
+        <w:numPr>
+          <w:ilvl w:val="0"/>
+          <w:numId w:val="14"/>
+        </w:numPr>
+        <w:spacing w:after="0" w:line="360" w:lineRule="auto"/>
+        <w:ind w:left="142" w:firstLine="709"/>
+        <w:rPr>
+          <w:rFonts w:ascii="Times New Roman" w:hAnsi="Times New Roman" w:cs="Times New Roman"/>
+          <w:sz w:val="28"/>
+          <w:szCs w:val="28"/>
+        </w:rPr>
+      </w:pPr>
+      <w:r>
+        <w:rPr>
+          <w:rFonts w:ascii="Times New Roman" w:hAnsi="Times New Roman" w:cs="Times New Roman"/>
+          <w:sz w:val="28"/>
+          <w:szCs w:val="28"/>
+        </w:rPr>
+        <w:t>создание безопасной среды для хранения и обработки коммерческой информации и персональных данных пользователей.</w:t>
+      </w:r>
+    </w:p>
+    <w:p>
+      <w:pPr>
+        <w:rPr>
+          <w:szCs w:val="28"/>
+        </w:rPr>
+      </w:pPr>
+    </w:p>
+    <w:p>
+      <w:pPr>
+        <w:rPr>
+          <w:szCs w:val="28"/>
+        </w:rPr>
+      </w:pPr>
+    </w:p>
+    <w:p>
+      <w:pPr>
+        <w:pStyle w:val="a0"/>
+      </w:pPr>
+      <w:r>
+        <w:lastRenderedPageBreak/>
+        <w:t>Требования к программе</w:t>
+      </w:r>
+    </w:p>
+    <w:p>
+      <w:r>
+        <w:t>Функциональные требования охватывают несколько ключевых модулей серверной части, которые будут обрабатывать запросы от клиентского интерфейса (</w:t>
+      </w:r>
+      <w:proofErr w:type="spellStart"/>
+      <w:r>
+        <w:t>React</w:t>
+      </w:r>
+      <w:proofErr w:type="spellEnd"/>
+      <w:r>
+        <w:t>) и предоставлять необходимые данные. Модуль управления пользователями и аутентификации должен обеспечивать регистрацию и авторизацию с ис</w:t>
+      </w:r>
+      <w:r>
+        <w:t>пользованием защищенных методов,</w:t>
+      </w:r>
+      <w:r>
+        <w:t xml:space="preserve"> и строгое разграничение прав доступа на основе ролей: «Клиент», «Менеджер», «Администратор». </w:t>
+      </w:r>
+      <w:r>
+        <w:t xml:space="preserve">Модуль каталога продукции </w:t>
+      </w:r>
+      <w:r>
+        <w:t>предоставляет структурированные данные о товарах (композитные изделия, оборудование) клиентскому приложению, поддерживает фильтрацию, поиск и пагинацию, а также содержит логику для управления категориями и атрибутами товаров. Модуль корзины и оформления заказа обрабатывает логику добавл</w:t>
+      </w:r>
+      <w:r>
+        <w:t xml:space="preserve">ения/удаления товаров в корзину, </w:t>
+      </w:r>
+      <w:r>
+        <w:t>создает новый заказ в базе данных с присвое</w:t>
+      </w:r>
+      <w:r>
+        <w:t xml:space="preserve">нием статуса «Новый», выполняет </w:t>
+      </w:r>
+      <w:r>
+        <w:t>расчет итоговой стоимости. Модуль управления заказами предоставляет менеджерам и а</w:t>
+      </w:r>
+      <w:r>
+        <w:t xml:space="preserve">дминистраторам уникальные интерфейсы </w:t>
+      </w:r>
+      <w:r>
+        <w:t>для просмотра списка заказов, изменения их статусов («Подтвержден», «В производ</w:t>
+      </w:r>
+      <w:r>
+        <w:t>стве», «Отгружен», «Отклонен»), д</w:t>
+      </w:r>
+      <w:r>
+        <w:t xml:space="preserve">обавление новых товаров, добавление и удаление менеджеров. Модуль личного кабинета </w:t>
+      </w:r>
+      <w:r>
+        <w:t>обеспечивает клиенту доступ к истории его заказов</w:t>
+      </w:r>
+      <w:r>
+        <w:t>, просмотра информации конкретного заказа с текущим статусо</w:t>
+      </w:r>
+      <w:r>
+        <w:t>м, возможность просматривать и редактировать свои контактные данные.</w:t>
+      </w:r>
+    </w:p>
+    <w:p>
+      <w:r>
+        <w:t>Пользовательские роли и права доступа реализуются на стороне сервера и строго контролируются. Клиент (покупатель) имеет доступ только к своим данным, может создавать заказы, просматривать каталог и историю своих заказов. Менеджер (сотрудник отдела продаж) имеет доступ к управлению заказами (просмотр всех заказов, изменение статусов)</w:t>
+      </w:r>
+      <w:r>
+        <w:t>, а также может добавлять и удалять товары каталога</w:t>
+      </w:r>
+      <w:r>
+        <w:t>. Администратор</w:t>
+      </w:r>
+      <w:r>
+        <w:t xml:space="preserve"> обладает возможностью создавать новые учетные записи менеджеров и также удалять их</w:t>
+      </w:r>
+      <w:r>
+        <w:t>.</w:t>
+      </w:r>
+    </w:p>
+    <w:p>
+      <w:r>
+        <w:t xml:space="preserve">Технические требования включают разработку серверной части на </w:t>
+      </w:r>
+      <w:proofErr w:type="spellStart"/>
+      <w:r>
+        <w:lastRenderedPageBreak/>
+        <w:t>фреймворке</w:t>
+      </w:r>
+      <w:proofErr w:type="spellEnd"/>
+      <w:r>
+        <w:t xml:space="preserve"> </w:t>
+      </w:r>
+      <w:proofErr w:type="spellStart"/>
+      <w:r>
+        <w:t>Laravel</w:t>
+      </w:r>
+      <w:proofErr w:type="spellEnd"/>
+      <w:r>
+        <w:t xml:space="preserve"> 12 (PHP)</w:t>
+      </w:r>
+      <w:r>
+        <w:t>. Для хранения данных используется</w:t>
+      </w:r>
+      <w:r>
+        <w:t xml:space="preserve"> реляционная база данных </w:t>
+      </w:r>
+      <w:proofErr w:type="spellStart"/>
+      <w:r>
+        <w:t>MySQL</w:t>
+      </w:r>
+      <w:proofErr w:type="spellEnd"/>
+      <w:r>
+        <w:t xml:space="preserve">, структура которой проектируется с учетом всех описанных сущностей (товары, категории, пользователи, роли, заказы, статусы). Обязательны </w:t>
+      </w:r>
+      <w:proofErr w:type="spellStart"/>
+      <w:r>
+        <w:t>валидация</w:t>
+      </w:r>
+      <w:proofErr w:type="spellEnd"/>
+      <w:r>
+        <w:t xml:space="preserve"> всех входящих данных на стороне сервера, защита от основных видов веб-уязвимостей (SQL-инъекции, XSS, CSRF) и хеширование паролей. Система должна поддерживать работу с клиентским приложением на различных устройствах, возвращая адаптивные данные.</w:t>
       </w:r>
     </w:p>
     <w:p/>
+    <w:p>
+      <w:pPr>
+        <w:pStyle w:val="a0"/>
+      </w:pPr>
+      <w:r>
+        <w:t>Разработка диаграмм</w:t>
+      </w:r>
+    </w:p>
+    <w:p/>
+    <w:p>
+      <w:r>
+        <w:t xml:space="preserve">Диаграмма </w:t>
+      </w:r>
+      <w:r>
+        <w:rPr>
+          <w:lang w:val="en-US"/>
+        </w:rPr>
+        <w:t>IDEF0</w:t>
+      </w:r>
+    </w:p>
+    <w:p>
+      <w:pPr>
+        <w:jc w:val="center"/>
+      </w:pPr>
+      <w:r>
+        <w:drawing>
+          <wp:inline distT="0" distB="0" distL="0" distR="0" wp14:anchorId="61C5FF1E" wp14:editId="2F4C82A7">
+            <wp:extent cx="4904789" cy="4136857"/>
+            <wp:effectExtent l="0" t="0" r="0" b="0"/>
+            <wp:docPr id="3" name="Рисунок 3"/>
+            <wp:cNvGraphicFramePr>
+              <a:graphicFrameLocks xmlns:a="http://schemas.openxmlformats.org/drawingml/2006/main" noChangeAspect="1"/>
+            </wp:cNvGraphicFramePr>
+            <a:graphic xmlns:a="http://schemas.openxmlformats.org/drawingml/2006/main">
+              <a:graphicData uri="http://schemas.openxmlformats.org/drawingml/2006/picture">
+                <pic:pic xmlns:pic="http://schemas.openxmlformats.org/drawingml/2006/picture">
+                  <pic:nvPicPr>
+                    <pic:cNvPr id="1" name=""/>
+                    <pic:cNvPicPr/>
+                  </pic:nvPicPr>
+                  <pic:blipFill>
+                    <a:blip r:embed="rId9"/>
+                    <a:stretch>
+                      <a:fillRect/>
+                    </a:stretch>
+                  </pic:blipFill>
+                  <pic:spPr>
+                    <a:xfrm>
+                      <a:off x="0" y="0"/>
+                      <a:ext cx="4919367" cy="4149152"/>
+                    </a:xfrm>
+                    <a:prstGeom prst="rect">
+                      <a:avLst/>
+                    </a:prstGeom>
+                  </pic:spPr>
+                </pic:pic>
+              </a:graphicData>
+            </a:graphic>
+          </wp:inline>
+        </w:drawing>
+      </w:r>
+    </w:p>
+    <w:p>
+      <w:pPr>
+        <w:pStyle w:val="af9"/>
+        <w:spacing w:before="0" w:beforeAutospacing="0" w:after="0" w:afterAutospacing="0" w:line="360" w:lineRule="auto"/>
+        <w:jc w:val="center"/>
+        <w:rPr>
+          <w:sz w:val="28"/>
+          <w:szCs w:val="28"/>
+        </w:rPr>
+      </w:pPr>
+      <w:r>
+        <w:rPr>
+          <w:color w:val="000000"/>
+          <w:sz w:val="28"/>
+          <w:szCs w:val="28"/>
+        </w:rPr>
+        <w:t>Рисунок 2.3.1</w:t>
+      </w:r>
+      <w:r>
+        <w:rPr>
+          <w:color w:val="000000"/>
+          <w:sz w:val="28"/>
+          <w:szCs w:val="28"/>
+        </w:rPr>
+        <w:t xml:space="preserve"> – Диаграмма IDEF0</w:t>
+      </w:r>
+    </w:p>
+    <w:p/>
+    <w:p>
+      <w:r>
+        <w:t xml:space="preserve">Для наглядного представления функционирования серверной части </w:t>
+      </w:r>
+      <w:r>
+        <w:lastRenderedPageBreak/>
+        <w:t xml:space="preserve">интернет-магазина как единого процесса была построена </w:t>
+      </w:r>
+      <w:r>
+        <w:t xml:space="preserve">диаграмма </w:t>
+      </w:r>
+      <w:r>
+        <w:t>IDEF0</w:t>
+      </w:r>
+      <w:r>
+        <w:t>. Она отображает систему целиком</w:t>
+      </w:r>
+      <w:r>
+        <w:t xml:space="preserve"> и</w:t>
+      </w:r>
+      <w:r>
+        <w:t xml:space="preserve"> показывает</w:t>
+      </w:r>
+      <w:r>
+        <w:t xml:space="preserve"> её взаимодействие с внешней средой.</w:t>
+      </w:r>
+    </w:p>
+    <w:p>
+      <w:r>
+        <w:rPr>
+          <w:rFonts w:eastAsiaTheme="majorEastAsia"/>
+        </w:rPr>
+        <w:t>Процесс:</w:t>
+      </w:r>
+      <w:r>
+        <w:t> Обработка заказов в интернет-магазине ООО «ИНПРОКОМ».</w:t>
+      </w:r>
+    </w:p>
+    <w:p>
+      <w:r>
+        <w:rPr>
+          <w:rFonts w:eastAsiaTheme="majorEastAsia"/>
+        </w:rPr>
+        <w:t>Входы:</w:t>
+      </w:r>
+    </w:p>
+    <w:p>
+      <w:pPr>
+        <w:pStyle w:val="a9"/>
+        <w:numPr>
+          <w:ilvl w:val="0"/>
+          <w:numId w:val="17"/>
+        </w:numPr>
+        <w:spacing w:after="0" w:line="360" w:lineRule="auto"/>
+        <w:ind w:left="142" w:firstLine="709"/>
+        <w:rPr>
+          <w:rFonts w:ascii="Times New Roman" w:hAnsi="Times New Roman" w:cs="Times New Roman"/>
+          <w:sz w:val="28"/>
+          <w:szCs w:val="28"/>
+        </w:rPr>
+      </w:pPr>
+      <w:r>
+        <w:rPr>
+          <w:rFonts w:ascii="Times New Roman" w:hAnsi="Times New Roman" w:cs="Times New Roman"/>
+          <w:sz w:val="28"/>
+          <w:szCs w:val="28"/>
+        </w:rPr>
+        <w:t>Данные для авторизации и регистрации (логин, пароль, контактная информация);</w:t>
+      </w:r>
+    </w:p>
+    <w:p>
+      <w:pPr>
+        <w:pStyle w:val="a9"/>
+        <w:numPr>
+          <w:ilvl w:val="0"/>
+          <w:numId w:val="17"/>
+        </w:numPr>
+        <w:spacing w:after="0" w:line="360" w:lineRule="auto"/>
+        <w:ind w:left="142" w:firstLine="709"/>
+        <w:rPr>
+          <w:rFonts w:ascii="Times New Roman" w:hAnsi="Times New Roman" w:cs="Times New Roman"/>
+          <w:sz w:val="28"/>
+          <w:szCs w:val="28"/>
+        </w:rPr>
+      </w:pPr>
+      <w:r>
+        <w:rPr>
+          <w:rFonts w:ascii="Times New Roman" w:hAnsi="Times New Roman" w:cs="Times New Roman"/>
+          <w:sz w:val="28"/>
+          <w:szCs w:val="28"/>
+        </w:rPr>
+        <w:t>Запросы к каталогу (просмотр, фильтрация, поиск);</w:t>
+      </w:r>
+    </w:p>
+    <w:p>
+      <w:pPr>
+        <w:pStyle w:val="a9"/>
+        <w:numPr>
+          <w:ilvl w:val="0"/>
+          <w:numId w:val="17"/>
+        </w:numPr>
+        <w:spacing w:after="0" w:line="360" w:lineRule="auto"/>
+        <w:ind w:left="142" w:firstLine="709"/>
+        <w:rPr>
+          <w:rFonts w:ascii="Times New Roman" w:hAnsi="Times New Roman" w:cs="Times New Roman"/>
+          <w:sz w:val="28"/>
+          <w:szCs w:val="28"/>
+        </w:rPr>
+      </w:pPr>
+      <w:r>
+        <w:rPr>
+          <w:rFonts w:ascii="Times New Roman" w:hAnsi="Times New Roman" w:cs="Times New Roman"/>
+          <w:sz w:val="28"/>
+          <w:szCs w:val="28"/>
+        </w:rPr>
+        <w:t>Данные корзины (добавление/удаление товаров);</w:t>
+      </w:r>
+    </w:p>
+    <w:p>
+      <w:pPr>
+        <w:pStyle w:val="a9"/>
+        <w:numPr>
+          <w:ilvl w:val="0"/>
+          <w:numId w:val="17"/>
+        </w:numPr>
+        <w:spacing w:after="0" w:line="360" w:lineRule="auto"/>
+        <w:ind w:left="142" w:firstLine="709"/>
+        <w:rPr>
+          <w:rFonts w:ascii="Times New Roman" w:hAnsi="Times New Roman" w:cs="Times New Roman"/>
+          <w:sz w:val="28"/>
+          <w:szCs w:val="28"/>
+        </w:rPr>
+      </w:pPr>
+      <w:r>
+        <w:rPr>
+          <w:rFonts w:ascii="Times New Roman" w:hAnsi="Times New Roman" w:cs="Times New Roman"/>
+          <w:sz w:val="28"/>
+          <w:szCs w:val="28"/>
+        </w:rPr>
+        <w:t>Оформленный заказ (состав заказа, контактные данные, способ доставки и оплаты).</w:t>
+      </w:r>
+    </w:p>
+    <w:p>
+      <w:r>
+        <w:rPr>
+          <w:rFonts w:eastAsiaTheme="majorEastAsia"/>
+        </w:rPr>
+        <w:t>Выходы:</w:t>
+      </w:r>
+    </w:p>
+    <w:p>
+      <w:pPr>
+        <w:pStyle w:val="a9"/>
+        <w:numPr>
+          <w:ilvl w:val="0"/>
+          <w:numId w:val="17"/>
+        </w:numPr>
+        <w:spacing w:after="0" w:line="360" w:lineRule="auto"/>
+        <w:ind w:left="142" w:firstLine="709"/>
+        <w:rPr>
+          <w:rFonts w:ascii="Times New Roman" w:hAnsi="Times New Roman" w:cs="Times New Roman"/>
+          <w:sz w:val="28"/>
+        </w:rPr>
+      </w:pPr>
+      <w:r>
+        <w:rPr>
+          <w:rFonts w:ascii="Times New Roman" w:hAnsi="Times New Roman" w:cs="Times New Roman"/>
+          <w:sz w:val="28"/>
+        </w:rPr>
+        <w:t>Подтверждённые заказы (переданные в производство или на отгрузку);</w:t>
+      </w:r>
+    </w:p>
+    <w:p>
+      <w:pPr>
+        <w:pStyle w:val="a9"/>
+        <w:numPr>
+          <w:ilvl w:val="0"/>
+          <w:numId w:val="17"/>
+        </w:numPr>
+        <w:spacing w:after="0" w:line="360" w:lineRule="auto"/>
+        <w:ind w:left="142" w:firstLine="709"/>
+        <w:rPr>
+          <w:rFonts w:ascii="Times New Roman" w:hAnsi="Times New Roman" w:cs="Times New Roman"/>
+          <w:sz w:val="28"/>
+        </w:rPr>
+      </w:pPr>
+      <w:r>
+        <w:rPr>
+          <w:rFonts w:ascii="Times New Roman" w:hAnsi="Times New Roman" w:cs="Times New Roman"/>
+          <w:sz w:val="28"/>
+        </w:rPr>
+        <w:t>Уведомления клиентам (статусы заказов, история покупок);</w:t>
+      </w:r>
+    </w:p>
+    <w:p>
+      <w:pPr>
+        <w:pStyle w:val="a9"/>
+        <w:numPr>
+          <w:ilvl w:val="0"/>
+          <w:numId w:val="17"/>
+        </w:numPr>
+        <w:spacing w:after="0" w:line="360" w:lineRule="auto"/>
+        <w:ind w:left="142" w:firstLine="709"/>
+        <w:rPr>
+          <w:rFonts w:ascii="Times New Roman" w:hAnsi="Times New Roman" w:cs="Times New Roman"/>
+          <w:sz w:val="28"/>
+        </w:rPr>
+      </w:pPr>
+      <w:r>
+        <w:rPr>
+          <w:rFonts w:ascii="Times New Roman" w:hAnsi="Times New Roman" w:cs="Times New Roman"/>
+          <w:sz w:val="28"/>
+        </w:rPr>
+        <w:t>Отчёты для коммерческого отдела и руководства (по продажам, по статусам заказов);</w:t>
+      </w:r>
+    </w:p>
+    <w:p>
+      <w:pPr>
+        <w:pStyle w:val="a9"/>
+        <w:numPr>
+          <w:ilvl w:val="0"/>
+          <w:numId w:val="17"/>
+        </w:numPr>
+        <w:spacing w:after="0" w:line="360" w:lineRule="auto"/>
+        <w:ind w:left="142" w:firstLine="709"/>
+        <w:rPr>
+          <w:rFonts w:ascii="Times New Roman" w:hAnsi="Times New Roman" w:cs="Times New Roman"/>
+          <w:sz w:val="28"/>
+        </w:rPr>
+      </w:pPr>
+      <w:r>
+        <w:rPr>
+          <w:rFonts w:ascii="Times New Roman" w:hAnsi="Times New Roman" w:cs="Times New Roman"/>
+          <w:sz w:val="28"/>
+        </w:rPr>
+        <w:t>Данные для производственного отдела (спецификации заказов, сроки).</w:t>
+      </w:r>
+    </w:p>
+    <w:p>
+      <w:r>
+        <w:rPr>
+          <w:rFonts w:eastAsiaTheme="majorEastAsia"/>
+        </w:rPr>
+        <w:t>Управление:</w:t>
+      </w:r>
+    </w:p>
+    <w:p>
+      <w:pPr>
+        <w:pStyle w:val="a9"/>
+        <w:numPr>
+          <w:ilvl w:val="0"/>
+          <w:numId w:val="18"/>
+        </w:numPr>
+        <w:spacing w:after="0" w:line="360" w:lineRule="auto"/>
+        <w:ind w:left="142" w:firstLine="709"/>
+        <w:rPr>
+          <w:rFonts w:ascii="Times New Roman" w:hAnsi="Times New Roman" w:cs="Times New Roman"/>
+          <w:sz w:val="28"/>
+        </w:rPr>
+      </w:pPr>
+      <w:r>
+        <w:rPr>
+          <w:rFonts w:ascii="Times New Roman" w:hAnsi="Times New Roman" w:cs="Times New Roman"/>
+          <w:sz w:val="28"/>
+        </w:rPr>
+        <w:t>Политика обработки заказов и ценообразования компании;</w:t>
+      </w:r>
+    </w:p>
+    <w:p>
+      <w:pPr>
+        <w:pStyle w:val="a9"/>
+        <w:numPr>
+          <w:ilvl w:val="0"/>
+          <w:numId w:val="18"/>
+        </w:numPr>
+        <w:spacing w:after="0" w:line="360" w:lineRule="auto"/>
+        <w:ind w:left="142" w:firstLine="709"/>
+        <w:rPr>
+          <w:rFonts w:ascii="Times New Roman" w:hAnsi="Times New Roman" w:cs="Times New Roman"/>
+          <w:sz w:val="28"/>
+        </w:rPr>
+      </w:pPr>
+      <w:r>
+        <w:rPr>
+          <w:rFonts w:ascii="Times New Roman" w:hAnsi="Times New Roman" w:cs="Times New Roman"/>
+          <w:sz w:val="28"/>
+        </w:rPr>
+        <w:t>Бюджетные ограничения и себестоимость продукции;</w:t>
+      </w:r>
+    </w:p>
+    <w:p>
+      <w:pPr>
+        <w:pStyle w:val="a9"/>
+        <w:numPr>
+          <w:ilvl w:val="0"/>
+          <w:numId w:val="18"/>
+        </w:numPr>
+        <w:spacing w:after="0" w:line="360" w:lineRule="auto"/>
+        <w:ind w:left="142" w:firstLine="709"/>
+        <w:rPr>
+          <w:rFonts w:ascii="Times New Roman" w:hAnsi="Times New Roman" w:cs="Times New Roman"/>
+          <w:sz w:val="28"/>
+        </w:rPr>
+      </w:pPr>
+      <w:r>
+        <w:rPr>
+          <w:rFonts w:ascii="Times New Roman" w:hAnsi="Times New Roman" w:cs="Times New Roman"/>
+          <w:sz w:val="28"/>
+        </w:rPr>
+        <w:t>Законодательство о защите персональных данных (152</w:t>
+      </w:r>
+      <w:r>
+        <w:rPr>
+          <w:rFonts w:ascii="Times New Roman" w:hAnsi="Times New Roman" w:cs="Times New Roman"/>
+          <w:sz w:val="28"/>
+        </w:rPr>
+        <w:noBreakHyphen/>
+        <w:t>ФЗ);</w:t>
+      </w:r>
+    </w:p>
+    <w:p>
+      <w:pPr>
+        <w:pStyle w:val="a9"/>
+        <w:numPr>
+          <w:ilvl w:val="0"/>
+          <w:numId w:val="18"/>
+        </w:numPr>
+        <w:spacing w:after="0" w:line="360" w:lineRule="auto"/>
+        <w:ind w:left="142" w:firstLine="709"/>
+        <w:rPr>
+          <w:rFonts w:ascii="Times New Roman" w:hAnsi="Times New Roman" w:cs="Times New Roman"/>
+          <w:sz w:val="28"/>
+        </w:rPr>
+      </w:pPr>
+      <w:r>
+        <w:rPr>
+          <w:rFonts w:ascii="Times New Roman" w:hAnsi="Times New Roman" w:cs="Times New Roman"/>
+          <w:sz w:val="28"/>
+        </w:rPr>
+        <w:t>Техническое задание на разработку системы.</w:t>
+      </w:r>
+    </w:p>
+    <w:p>
+      <w:r>
+        <w:rPr>
+          <w:rFonts w:eastAsiaTheme="majorEastAsia"/>
+        </w:rPr>
+        <w:t>Механизмы:</w:t>
+      </w:r>
+    </w:p>
+    <w:p>
+      <w:pPr>
+        <w:pStyle w:val="a9"/>
+        <w:numPr>
+          <w:ilvl w:val="0"/>
+          <w:numId w:val="19"/>
+        </w:numPr>
+        <w:spacing w:after="0" w:line="360" w:lineRule="auto"/>
+        <w:ind w:left="142" w:firstLine="709"/>
+        <w:rPr>
+          <w:rFonts w:ascii="Times New Roman" w:hAnsi="Times New Roman" w:cs="Times New Roman"/>
+          <w:sz w:val="28"/>
+        </w:rPr>
+      </w:pPr>
+      <w:r>
+        <w:rPr>
+          <w:rFonts w:ascii="Times New Roman" w:hAnsi="Times New Roman" w:cs="Times New Roman"/>
+          <w:sz w:val="28"/>
+        </w:rPr>
+        <w:t xml:space="preserve">Серверная часть на </w:t>
+      </w:r>
+      <w:proofErr w:type="spellStart"/>
+      <w:r>
+        <w:rPr>
+          <w:rFonts w:ascii="Times New Roman" w:hAnsi="Times New Roman" w:cs="Times New Roman"/>
+          <w:sz w:val="28"/>
+        </w:rPr>
+        <w:t>Laravel</w:t>
+      </w:r>
+      <w:proofErr w:type="spellEnd"/>
+      <w:r>
+        <w:rPr>
+          <w:rFonts w:ascii="Times New Roman" w:hAnsi="Times New Roman" w:cs="Times New Roman"/>
+          <w:sz w:val="28"/>
+        </w:rPr>
+        <w:t xml:space="preserve"> 12;</w:t>
+      </w:r>
+    </w:p>
+    <w:p>
+      <w:pPr>
+        <w:pStyle w:val="a9"/>
+        <w:numPr>
+          <w:ilvl w:val="0"/>
+          <w:numId w:val="19"/>
+        </w:numPr>
+        <w:spacing w:after="0" w:line="360" w:lineRule="auto"/>
+        <w:ind w:left="142" w:firstLine="709"/>
+        <w:rPr>
+          <w:rFonts w:ascii="Times New Roman" w:hAnsi="Times New Roman" w:cs="Times New Roman"/>
+          <w:sz w:val="28"/>
+        </w:rPr>
+      </w:pPr>
+      <w:r>
+        <w:rPr>
+          <w:rFonts w:ascii="Times New Roman" w:hAnsi="Times New Roman" w:cs="Times New Roman"/>
+          <w:sz w:val="28"/>
+        </w:rPr>
+        <w:t xml:space="preserve">База данных </w:t>
+      </w:r>
+      <w:proofErr w:type="spellStart"/>
+      <w:r>
+        <w:rPr>
+          <w:rFonts w:ascii="Times New Roman" w:hAnsi="Times New Roman" w:cs="Times New Roman"/>
+          <w:sz w:val="28"/>
+        </w:rPr>
+        <w:t>MySQL</w:t>
+      </w:r>
+      <w:proofErr w:type="spellEnd"/>
+      <w:r>
+        <w:rPr>
+          <w:rFonts w:ascii="Times New Roman" w:hAnsi="Times New Roman" w:cs="Times New Roman"/>
+          <w:sz w:val="28"/>
+        </w:rPr>
+        <w:t>;</w:t>
+      </w:r>
+    </w:p>
+    <w:p>
+      <w:pPr>
+        <w:pStyle w:val="a9"/>
+        <w:numPr>
+          <w:ilvl w:val="0"/>
+          <w:numId w:val="19"/>
+        </w:numPr>
+        <w:spacing w:after="0" w:line="360" w:lineRule="auto"/>
+        <w:ind w:left="142" w:firstLine="709"/>
+        <w:rPr>
+          <w:rFonts w:ascii="Times New Roman" w:hAnsi="Times New Roman" w:cs="Times New Roman"/>
+          <w:sz w:val="28"/>
+        </w:rPr>
+      </w:pPr>
+      <w:r>
+        <w:rPr>
+          <w:rFonts w:ascii="Times New Roman" w:hAnsi="Times New Roman" w:cs="Times New Roman"/>
+          <w:sz w:val="28"/>
+        </w:rPr>
+        <w:t xml:space="preserve">Клиентская часть </w:t>
+      </w:r>
+      <w:proofErr w:type="spellStart"/>
+      <w:r>
+        <w:rPr>
+          <w:rFonts w:ascii="Times New Roman" w:hAnsi="Times New Roman" w:cs="Times New Roman"/>
+          <w:sz w:val="28"/>
+        </w:rPr>
+        <w:t>React</w:t>
+      </w:r>
+      <w:proofErr w:type="spellEnd"/>
+      <w:r>
+        <w:rPr>
+          <w:rFonts w:ascii="Times New Roman" w:hAnsi="Times New Roman" w:cs="Times New Roman"/>
+          <w:sz w:val="28"/>
+        </w:rPr>
+        <w:t xml:space="preserve"> – интерфейс для взаимодейств</w:t>
+      </w:r>
+      <w:bookmarkStart w:id="4" w:name="_GoBack"/>
+      <w:bookmarkEnd w:id="4"/>
+      <w:r>
+        <w:rPr>
+          <w:rFonts w:ascii="Times New Roman" w:hAnsi="Times New Roman" w:cs="Times New Roman"/>
+          <w:sz w:val="28"/>
+        </w:rPr>
+        <w:t>ия;</w:t>
+      </w:r>
+    </w:p>
+    <w:p>
+      <w:pPr>
+        <w:pStyle w:val="a9"/>
+        <w:numPr>
+          <w:ilvl w:val="0"/>
+          <w:numId w:val="19"/>
+        </w:numPr>
+        <w:spacing w:after="0" w:line="360" w:lineRule="auto"/>
+        <w:ind w:left="142" w:firstLine="709"/>
+        <w:rPr>
+          <w:rFonts w:ascii="Times New Roman" w:hAnsi="Times New Roman" w:cs="Times New Roman"/>
+          <w:sz w:val="28"/>
+        </w:rPr>
+      </w:pPr>
+      <w:r>
+        <w:rPr>
+          <w:rFonts w:ascii="Times New Roman" w:hAnsi="Times New Roman" w:cs="Times New Roman"/>
+          <w:sz w:val="28"/>
+        </w:rPr>
+        <w:t>Сотрудники: менеджеры по пр</w:t>
+      </w:r>
+      <w:r>
+        <w:rPr>
+          <w:rFonts w:ascii="Times New Roman" w:hAnsi="Times New Roman" w:cs="Times New Roman"/>
+          <w:sz w:val="28"/>
+        </w:rPr>
+        <w:t>одажам, администраторы каталог.</w:t>
+      </w:r>
+    </w:p>
+    <w:p>
+      <w:r>
+        <w:lastRenderedPageBreak/>
+        <w:t>Диаграмма наглядно показывает, что серверная часть является центральным звеном, которое принимает входные запросы от клиентов и внешних систем, обрабатывает их согласно правилам компании и с помощью</w:t>
+      </w:r>
+      <w:r>
+        <w:t xml:space="preserve"> персонала </w:t>
+      </w:r>
+      <w:r>
+        <w:t>на выходе формирует готовые заказы и отчёты. Упра</w:t>
+      </w:r>
+      <w:r>
+        <w:t>вляющие воздействия задают правила</w:t>
+      </w:r>
+      <w:r>
+        <w:t xml:space="preserve"> функционирования, а механизмы обеспечивают выполнение процесса.</w:t>
+      </w:r>
+    </w:p>
+    <w:p/>
+    <w:p/>
+    <w:p/>
+    <w:p/>
+    <w:p/>
+    <w:p>
+      <w:r>
+        <w:t>Диаграмма деятельности</w:t>
+      </w:r>
+    </w:p>
+    <w:p>
+      <w:pPr>
+        <w:jc w:val="center"/>
+      </w:pPr>
+      <w:r>
+        <w:drawing>
+          <wp:inline distT="0" distB="0" distL="0" distR="0" wp14:anchorId="34D8C8C5" wp14:editId="096E33A7">
+            <wp:extent cx="4856480" cy="3486494"/>
+            <wp:effectExtent l="0" t="0" r="1270" b="0"/>
+            <wp:docPr id="5" name="Рисунок 5"/>
+            <wp:cNvGraphicFramePr>
+              <a:graphicFrameLocks xmlns:a="http://schemas.openxmlformats.org/drawingml/2006/main" noChangeAspect="1"/>
+            </wp:cNvGraphicFramePr>
+            <a:graphic xmlns:a="http://schemas.openxmlformats.org/drawingml/2006/main">
+              <a:graphicData uri="http://schemas.openxmlformats.org/drawingml/2006/picture">
+                <pic:pic xmlns:pic="http://schemas.openxmlformats.org/drawingml/2006/picture">
+                  <pic:nvPicPr>
+                    <pic:cNvPr id="1" name=""/>
+                    <pic:cNvPicPr/>
+                  </pic:nvPicPr>
+                  <pic:blipFill>
+                    <a:blip r:embed="rId10"/>
+                    <a:stretch>
+                      <a:fillRect/>
+                    </a:stretch>
+                  </pic:blipFill>
+                  <pic:spPr>
+                    <a:xfrm>
+                      <a:off x="0" y="0"/>
+                      <a:ext cx="4878473" cy="3502283"/>
+                    </a:xfrm>
+                    <a:prstGeom prst="rect">
+                      <a:avLst/>
+                    </a:prstGeom>
+                  </pic:spPr>
+                </pic:pic>
+              </a:graphicData>
+            </a:graphic>
+          </wp:inline>
+        </w:drawing>
+      </w:r>
+    </w:p>
+    <w:p>
+      <w:pPr>
+        <w:pStyle w:val="af9"/>
+        <w:spacing w:before="0" w:beforeAutospacing="0" w:after="0" w:afterAutospacing="0" w:line="360" w:lineRule="auto"/>
+        <w:jc w:val="center"/>
+        <w:rPr>
+          <w:sz w:val="28"/>
+          <w:szCs w:val="28"/>
+        </w:rPr>
+      </w:pPr>
+      <w:r>
+        <w:rPr>
+          <w:color w:val="000000"/>
+          <w:sz w:val="28"/>
+          <w:szCs w:val="28"/>
+        </w:rPr>
+        <w:t>Рисунок 2.3.</w:t>
+      </w:r>
+      <w:r>
+        <w:rPr>
+          <w:color w:val="000000"/>
+          <w:sz w:val="28"/>
+          <w:szCs w:val="28"/>
+        </w:rPr>
+        <w:t>2</w:t>
+      </w:r>
+      <w:r>
+        <w:rPr>
+          <w:color w:val="000000"/>
+          <w:sz w:val="28"/>
+          <w:szCs w:val="28"/>
+        </w:rPr>
+        <w:t xml:space="preserve"> – Диаграмма IDEF0</w:t>
+      </w:r>
+    </w:p>
+    <w:p>
+      <w:pPr>
+        <w:jc w:val="center"/>
+      </w:pPr>
+    </w:p>
+    <w:p>
+      <w:r>
+        <w:t>Для наглядного представления последовательности действий при обработке заказа и переходов между его статусами разработана диаг</w:t>
+      </w:r>
+      <w:r>
+        <w:t>рамма деятельности</w:t>
+      </w:r>
+      <w:r>
+        <w:t xml:space="preserve">. Диаграмма моделирует бизнес-процесс, описанный в </w:t>
+      </w:r>
+      <w:r>
+        <w:lastRenderedPageBreak/>
+        <w:t xml:space="preserve">предметной области, и отражает взаимодействие двух основных ролей – клиента и менеджера – с серверной частью информационной системы. На диаграмме </w:t>
+      </w:r>
+      <w:r>
+        <w:t>выделены две дорожки</w:t>
+      </w:r>
+      <w:r>
+        <w:t>, соответствующие этим участникам, что позволяет чётко разграничить зоны ответственности.</w:t>
+      </w:r>
+    </w:p>
+    <w:p>
+      <w:r>
+        <w:t>Процесс начинается на стороне клиента. Покупатель, используя интерфейс интернет-магазина, формирует корзину, заполняет необходимые контактные данные и подтверждает оформление заказа. Это действие инициирует отправку запроса к серверной части, которая сохраняет заказ в базе данных, присваивая ему начальный статус «Новый». С этого момента заказ поступает в зону ответственности менеджера.</w:t>
+      </w:r>
+    </w:p>
+    <w:p>
+      <w:r>
+        <w:t>Менеджер, работая в панели управления, просматривает список новых заказов и приступает к обработке каждого из них. Первым действием он переводит заказ в статус «В разработке», что сигнализирует клиенту и другим отделам о том, что заказ принят в работу и начата его комплектация или передача в производство.</w:t>
+      </w:r>
+    </w:p>
+    <w:p>
+      <w:r>
+        <w:t>Далее менеджер выполняет необходимые действия по комплектации заказа: при наличии готовой продукции на складе – формирует комплект для отгрузки, при необходимости изготовления – передаёт спецификации в производственный отдел. После того как товар подготовлен, заказ получает статус «Подготовка к отправке».</w:t>
+      </w:r>
+    </w:p>
+    <w:p>
+      <w:r>
+        <w:t>На этом этапе возникает ветвление, зависящее от выбранного клиентом способа получения. Если клиент указал доставку, менеджер после передачи заказа курьерской службе или транспортной компании устанавливает статус «Отправлен». Если же клиент выбрал сам</w:t>
+      </w:r>
+      <w:r>
+        <w:t xml:space="preserve">овывоз, заказ получает статус </w:t>
+      </w:r>
+      <w:r>
+        <w:t xml:space="preserve">«Готов к выдаче»», и </w:t>
+      </w:r>
+      <w:proofErr w:type="gramStart"/>
+      <w:r>
+        <w:t xml:space="preserve">у </w:t>
+      </w:r>
+      <w:r>
+        <w:t>клиент</w:t>
+      </w:r>
+      <w:proofErr w:type="gramEnd"/>
+      <w:r>
+        <w:t xml:space="preserve"> </w:t>
+      </w:r>
+      <w:r>
+        <w:t xml:space="preserve">есть </w:t>
+      </w:r>
+      <w:r>
+        <w:t>во</w:t>
+      </w:r>
+      <w:r>
+        <w:t>зможность</w:t>
+      </w:r>
+      <w:r>
+        <w:t xml:space="preserve"> забрать товар из пункта выдачи или со склада.</w:t>
+      </w:r>
+    </w:p>
+    <w:p>
+      <w:r>
+        <w:t xml:space="preserve">После того как клиент фактически получил заказ (подтверждение доставки или отметка о выдаче при самовывозе), менеджер фиксирует это событие и переводит заказ в финальный статус «Завершен». На этом </w:t>
+      </w:r>
+      <w:r>
+        <w:lastRenderedPageBreak/>
+        <w:t>жизненный цикл заказа завершается.</w:t>
+      </w:r>
+    </w:p>
+    <w:p>
+      <w:r>
+        <w:t>Все изменения статусов фиксируются серверной частью в базе данных с сохранением временных меток, что обеспечивает полную историю движения заказа. Клиент в любой момент может отследить актуальный статус в личном кабинете, а менеджер – контролировать общую картину по всем заказам в панели управления.</w:t>
+      </w:r>
+    </w:p>
+    <w:p>
+      <w:r>
+        <w:t>Таким образом, разработанная диаграмма деятельности полностью отражает логику обработки заказов, заложенную в серверную часть, и служит основой для реализации соответствующих модулей системы.</w:t>
+      </w:r>
+    </w:p>
+    <w:p/>
+    <w:p>
+      <w:r>
+        <w:rPr>
+          <w:lang w:val="en-US"/>
+        </w:rPr>
+        <w:t>ER</w:t>
+      </w:r>
+      <w:r>
+        <w:t>-</w:t>
+      </w:r>
+      <w:r>
+        <w:t>диаграмма</w:t>
+      </w:r>
+    </w:p>
+    <w:p>
+      <w:r>
+        <w:rPr>
+          <w:noProof/>
+          <w:lang w:eastAsia="ru-RU"/>
+          <w14:ligatures w14:val="standardContextual"/>
+        </w:rPr>
+        <w:drawing>
+          <wp:inline distT="0" distB="0" distL="0" distR="0" wp14:anchorId="355E0B38" wp14:editId="365DC5C6">
+            <wp:extent cx="5115008" cy="4189445"/>
+            <wp:effectExtent l="0" t="0" r="0" b="1905"/>
+            <wp:docPr id="2" name="Рисунок 2"/>
+            <wp:cNvGraphicFramePr>
+              <a:graphicFrameLocks xmlns:a="http://schemas.openxmlformats.org/drawingml/2006/main" noChangeAspect="1"/>
+            </wp:cNvGraphicFramePr>
+            <a:graphic xmlns:a="http://schemas.openxmlformats.org/drawingml/2006/main">
+              <a:graphicData uri="http://schemas.openxmlformats.org/drawingml/2006/picture">
+                <pic:pic xmlns:pic="http://schemas.openxmlformats.org/drawingml/2006/picture">
+                  <pic:nvPicPr>
+                    <pic:cNvPr id="1" name=""/>
+                    <pic:cNvPicPr/>
+                  </pic:nvPicPr>
+                  <pic:blipFill>
+                    <a:blip r:embed="rId11"/>
+                    <a:stretch>
+                      <a:fillRect/>
+                    </a:stretch>
+                  </pic:blipFill>
+                  <pic:spPr>
+                    <a:xfrm>
+                      <a:off x="0" y="0"/>
+                      <a:ext cx="5122142" cy="4195288"/>
+                    </a:xfrm>
+                    <a:prstGeom prst="rect">
+                      <a:avLst/>
+                    </a:prstGeom>
+                  </pic:spPr>
+                </pic:pic>
+              </a:graphicData>
+            </a:graphic>
+          </wp:inline>
+        </w:drawing>
+      </w:r>
+    </w:p>
+    <w:p>
+      <w:pPr>
+        <w:pStyle w:val="af9"/>
+        <w:spacing w:before="0" w:beforeAutospacing="0" w:after="0" w:afterAutospacing="0" w:line="360" w:lineRule="auto"/>
+        <w:jc w:val="center"/>
+        <w:rPr>
+          <w:sz w:val="28"/>
+          <w:szCs w:val="28"/>
+        </w:rPr>
+      </w:pPr>
+      <w:r>
+        <w:rPr>
+          <w:color w:val="000000"/>
+          <w:sz w:val="28"/>
+          <w:szCs w:val="28"/>
+        </w:rPr>
+        <w:t>Рисунок 2.3.</w:t>
+      </w:r>
+      <w:r>
+        <w:rPr>
+          <w:color w:val="000000"/>
+          <w:sz w:val="28"/>
+          <w:szCs w:val="28"/>
+        </w:rPr>
+        <w:t>3</w:t>
+      </w:r>
+      <w:r>
+        <w:rPr>
+          <w:color w:val="000000"/>
+          <w:sz w:val="28"/>
+          <w:szCs w:val="28"/>
+        </w:rPr>
+        <w:t xml:space="preserve"> – Диаграмма IDEF0</w:t>
+      </w:r>
+    </w:p>
+    <w:p>
+      <w:r>
+        <w:t xml:space="preserve">Разработанная </w:t>
+      </w:r>
+      <w:r>
+        <w:rPr>
+          <w:lang w:val="en-US"/>
+        </w:rPr>
+        <w:t>ER</w:t>
+      </w:r>
+      <w:r>
+        <w:t>-</w:t>
+      </w:r>
+      <w:r>
+        <w:t>диаграмма</w:t>
+      </w:r>
+      <w:r>
+        <w:t xml:space="preserve"> отражает все ключевые сущности предметной области и обеспечивает целостность данных. База данных состоит из восьми основных таблиц, связанных между собой внешними ключами и </w:t>
+      </w:r>
+      <w:r>
+        <w:lastRenderedPageBreak/>
+        <w:t>ограничениями.</w:t>
+      </w:r>
+    </w:p>
+    <w:p>
+      <w:r>
+        <w:t>Таблица </w:t>
+      </w:r>
+      <w:proofErr w:type="spellStart"/>
+      <w:r>
+        <w:rPr>
+          <w:rFonts w:eastAsiaTheme="majorEastAsia"/>
+        </w:rPr>
+        <w:t>users</w:t>
+      </w:r>
+      <w:proofErr w:type="spellEnd"/>
+      <w:r>
+        <w:t xml:space="preserve"> хранит учётные записи пользователей системы. В ней содержатся поля для авторизации: уникальный логин, электронная почта, </w:t>
+      </w:r>
+      <w:proofErr w:type="spellStart"/>
+      <w:r>
+        <w:t>хеш</w:t>
+      </w:r>
+      <w:proofErr w:type="spellEnd"/>
+      <w:r>
+        <w:t xml:space="preserve"> пароля, а также телефон, тип пользователя (</w:t>
+      </w:r>
+      <w:proofErr w:type="spellStart"/>
+      <w:r>
+        <w:t>rule</w:t>
+      </w:r>
+      <w:proofErr w:type="spellEnd"/>
+      <w:r>
+        <w:t>) и флаг администратора (</w:t>
+      </w:r>
+      <w:proofErr w:type="spellStart"/>
+      <w:r>
+        <w:t>role</w:t>
+      </w:r>
+      <w:proofErr w:type="spellEnd"/>
+      <w:r>
+        <w:t>). Для управления сессиями и восстановлением пароля созданы вспомогательные таблицы </w:t>
+      </w:r>
+      <w:proofErr w:type="spellStart"/>
+      <w:r>
+        <w:rPr>
+          <w:rFonts w:eastAsiaTheme="majorEastAsia"/>
+        </w:rPr>
+        <w:t>sessions</w:t>
+      </w:r>
+      <w:proofErr w:type="spellEnd"/>
+      <w:r>
+        <w:t xml:space="preserve"> (содержит данные сессий </w:t>
+      </w:r>
+      <w:proofErr w:type="spellStart"/>
+      <w:r>
+        <w:t>Laravel</w:t>
+      </w:r>
+      <w:proofErr w:type="spellEnd"/>
+      <w:r>
+        <w:t>, включая идентификатор пользователя и IP-адрес) и </w:t>
+      </w:r>
+      <w:proofErr w:type="spellStart"/>
+      <w:r>
+        <w:rPr>
+          <w:rFonts w:eastAsiaTheme="majorEastAsia"/>
+        </w:rPr>
+        <w:t>password_reset_tokens</w:t>
+      </w:r>
+      <w:proofErr w:type="spellEnd"/>
+      <w:r>
+        <w:t xml:space="preserve"> (хранит </w:t>
+      </w:r>
+      <w:proofErr w:type="spellStart"/>
+      <w:r>
+        <w:t>токены</w:t>
+      </w:r>
+      <w:proofErr w:type="spellEnd"/>
+      <w:r>
+        <w:t xml:space="preserve"> для сброса пароля с привязкой к </w:t>
+      </w:r>
+      <w:proofErr w:type="spellStart"/>
+      <w:r>
+        <w:t>email</w:t>
+      </w:r>
+      <w:proofErr w:type="spellEnd"/>
+      <w:r>
+        <w:t>).</w:t>
+      </w:r>
+    </w:p>
+    <w:p>
+      <w:r>
+        <w:t>Каталог продукции представлен таблицами </w:t>
+      </w:r>
+      <w:proofErr w:type="spellStart"/>
+      <w:r>
+        <w:rPr>
+          <w:rFonts w:eastAsiaTheme="majorEastAsia"/>
+        </w:rPr>
+        <w:t>products</w:t>
+      </w:r>
+      <w:proofErr w:type="spellEnd"/>
+      <w:r>
+        <w:t> и </w:t>
+      </w:r>
+      <w:proofErr w:type="spellStart"/>
+      <w:r>
+        <w:rPr>
+          <w:rFonts w:eastAsiaTheme="majorEastAsia"/>
+        </w:rPr>
+        <w:t>categories</w:t>
+      </w:r>
+      <w:proofErr w:type="spellEnd"/>
+      <w:r>
+        <w:t xml:space="preserve">. В таблице </w:t>
+      </w:r>
+      <w:proofErr w:type="spellStart"/>
+      <w:r>
+        <w:t>products</w:t>
+      </w:r>
+      <w:proofErr w:type="spellEnd"/>
+      <w:r>
+        <w:t xml:space="preserve"> фиксируются название, модель, описание, цена, ссылка на изображение, остаток на складе и флаг активности. Категории (</w:t>
+      </w:r>
+      <w:proofErr w:type="spellStart"/>
+      <w:r>
+        <w:t>categories</w:t>
+      </w:r>
+      <w:proofErr w:type="spellEnd"/>
+      <w:r>
+        <w:t xml:space="preserve">) поддерживают иерархическую структуру благодаря полю </w:t>
+      </w:r>
+      <w:proofErr w:type="spellStart"/>
+      <w:r>
+        <w:t>parent_id</w:t>
+      </w:r>
+      <w:proofErr w:type="spellEnd"/>
+      <w:r>
+        <w:t>, ссылающемуся на ту же таблицу. Связь многие-ко-многим между товарами и кате</w:t>
+      </w:r>
+      <w:r>
+        <w:t xml:space="preserve">гориями реализована через </w:t>
+      </w:r>
+      <w:r>
+        <w:t>таблицу </w:t>
+      </w:r>
+      <w:proofErr w:type="spellStart"/>
+      <w:r>
+        <w:rPr>
+          <w:rFonts w:eastAsiaTheme="majorEastAsia"/>
+        </w:rPr>
+        <w:t>category_product</w:t>
+      </w:r>
+      <w:proofErr w:type="spellEnd"/>
+      <w:r>
+        <w:t>, которая содержит пары идентификаторов категории и товара с уникальным ограничением для исключения дублирования.</w:t>
+      </w:r>
+    </w:p>
+    <w:p>
+      <w:r>
+        <w:t>Для работы с корзиной покупок предусмотрены таблицы </w:t>
+      </w:r>
+      <w:proofErr w:type="spellStart"/>
+      <w:r>
+        <w:rPr>
+          <w:rFonts w:eastAsiaTheme="majorEastAsia"/>
+        </w:rPr>
+        <w:t>carts</w:t>
+      </w:r>
+      <w:proofErr w:type="spellEnd"/>
+      <w:r>
+        <w:t> и </w:t>
+      </w:r>
+      <w:proofErr w:type="spellStart"/>
+      <w:r>
+        <w:rPr>
+          <w:rFonts w:eastAsiaTheme="majorEastAsia"/>
+        </w:rPr>
+        <w:t>cart_items</w:t>
+      </w:r>
+      <w:proofErr w:type="spellEnd"/>
+      <w:r>
+        <w:t>. Корзина (</w:t>
+      </w:r>
+      <w:proofErr w:type="spellStart"/>
+      <w:r>
+        <w:t>carts</w:t>
+      </w:r>
+      <w:proofErr w:type="spellEnd"/>
+      <w:r>
+        <w:t>) привязывается либо к аутентифицированному пользователю (</w:t>
+      </w:r>
+      <w:proofErr w:type="spellStart"/>
+      <w:r>
+        <w:t>user_id</w:t>
+      </w:r>
+      <w:proofErr w:type="spellEnd"/>
+      <w:r>
+        <w:t>), либо к гостевой сессии (</w:t>
+      </w:r>
+      <w:proofErr w:type="spellStart"/>
+      <w:r>
+        <w:t>session_id</w:t>
+      </w:r>
+      <w:proofErr w:type="spellEnd"/>
+      <w:r>
+        <w:t>) и имеет статус. Позиции корзины (</w:t>
+      </w:r>
+      <w:proofErr w:type="spellStart"/>
+      <w:r>
+        <w:t>cart_items</w:t>
+      </w:r>
+      <w:proofErr w:type="spellEnd"/>
+      <w:r>
+        <w:t>) содержат ссылки на корзину и товар, количество и цену на момент добавления. Уникаль</w:t>
+      </w:r>
+      <w:r>
+        <w:t xml:space="preserve">ность пары </w:t>
+      </w:r>
+      <w:proofErr w:type="spellStart"/>
+      <w:r>
+        <w:t>cart_id</w:t>
+      </w:r>
+      <w:proofErr w:type="spellEnd"/>
+      <w:r>
+        <w:t xml:space="preserve"> и </w:t>
+      </w:r>
+      <w:proofErr w:type="spellStart"/>
+      <w:r>
+        <w:t>product_id</w:t>
+      </w:r>
+      <w:proofErr w:type="spellEnd"/>
+      <w:r>
+        <w:t xml:space="preserve"> </w:t>
+      </w:r>
+      <w:r>
+        <w:t>гарантирует, что каждый товар встречается в корзине только один раз.</w:t>
+      </w:r>
+    </w:p>
+    <w:p>
+      <w:r>
+        <w:t>Модуль заказов включает таблицы </w:t>
+      </w:r>
+      <w:proofErr w:type="spellStart"/>
+      <w:r>
+        <w:rPr>
+          <w:rFonts w:eastAsiaTheme="majorEastAsia"/>
+        </w:rPr>
+        <w:t>orders</w:t>
+      </w:r>
+      <w:proofErr w:type="spellEnd"/>
+      <w:r>
+        <w:t> и </w:t>
+      </w:r>
+      <w:proofErr w:type="spellStart"/>
+      <w:r>
+        <w:rPr>
+          <w:rFonts w:eastAsiaTheme="majorEastAsia"/>
+        </w:rPr>
+        <w:t>order_items</w:t>
+      </w:r>
+      <w:proofErr w:type="spellEnd"/>
+      <w:r>
+        <w:t>. Заказ (</w:t>
+      </w:r>
+      <w:proofErr w:type="spellStart"/>
+      <w:r>
+        <w:t>orders</w:t>
+      </w:r>
+      <w:proofErr w:type="spellEnd"/>
+      <w:r>
+        <w:t>) связан с пользователем, содержит общую сумму и статус (например, «Новый»). Позиции заказа (</w:t>
+      </w:r>
+      <w:proofErr w:type="spellStart"/>
+      <w:r>
+        <w:t>order_items</w:t>
+      </w:r>
+      <w:proofErr w:type="spellEnd"/>
+      <w:r>
+        <w:t xml:space="preserve">) хранят снимок данных товара на момент покупки: название, модель, цену, количество и итоговую стоимость строки. Связь с </w:t>
+      </w:r>
+      <w:proofErr w:type="spellStart"/>
+      <w:r>
+        <w:t>product_id</w:t>
+      </w:r>
+      <w:proofErr w:type="spellEnd"/>
+      <w:r>
+        <w:t xml:space="preserve"> оставлена опциональной (</w:t>
+      </w:r>
+      <w:proofErr w:type="spellStart"/>
+      <w:r>
+        <w:t>nullable</w:t>
+      </w:r>
+      <w:proofErr w:type="spellEnd"/>
+      <w:r>
+        <w:t xml:space="preserve">), чтобы сохранить историю заказа даже при последующем удалении товара из каталога. Все позиции заказа </w:t>
+      </w:r>
+      <w:proofErr w:type="spellStart"/>
+      <w:r>
+        <w:lastRenderedPageBreak/>
+        <w:t>каскадно</w:t>
+      </w:r>
+      <w:proofErr w:type="spellEnd"/>
+      <w:r>
+        <w:t xml:space="preserve"> удаляются при удалении самого заказа.</w:t>
+      </w:r>
+    </w:p>
+    <w:p>
+      <w:r>
+        <w:t xml:space="preserve">Таким образом, спроектированная </w:t>
+      </w:r>
+      <w:r>
+        <w:rPr>
+          <w:lang w:val="en-US"/>
+        </w:rPr>
+        <w:t>ER</w:t>
+      </w:r>
+      <w:r>
+        <w:t>-</w:t>
+      </w:r>
+      <w:r>
+        <w:t xml:space="preserve">диаграмма полную нормализованную структуру базы данных и </w:t>
+      </w:r>
+      <w:r>
+        <w:t>полностью покрывает функциональные требования серверной части: управление пользователями, каталогом, корзиной и заказами, обеспечивая ссылочную целостность и защиту от дублирования записей.</w:t>
+      </w:r>
+    </w:p>
+    <w:p/>
+    <w:p/>
+    <w:p/>
     <w:sectPr>
-      <w:footerReference w:type="default" r:id="rId9"/>
+      <w:footerReference w:type="default" r:id="rId12"/>
       <w:pgSz w:w="11906" w:h="16838"/>
       <w:pgMar w:top="1134" w:right="567" w:bottom="1134" w:left="1701" w:header="709" w:footer="709" w:gutter="0"/>
       <w:pgBorders w:display="firstPage" w:offsetFrom="page">
@@ -9821,7 +11076,7 @@
           <w:rPr>
             <w:noProof/>
           </w:rPr>
-          <w:t>4</w:t>
+          <w:t>14</w:t>
         </w:r>
         <w:r>
           <w:fldChar w:fldCharType="end"/>
@@ -9860,6 +11115,232 @@
 <file path=word/numbering.xml><?xml version="1.0" encoding="utf-8"?>
 <w:numbering xmlns:wpc="http://schemas.microsoft.com/office/word/2010/wordprocessingCanvas" xmlns:cx="http://schemas.microsoft.com/office/drawing/2014/chartex" xmlns:mc="http://schemas.openxmlformats.org/markup-compatibility/2006" xmlns:o="urn:schemas-microsoft-com:office:office" xmlns:r="http://schemas.openxmlformats.org/officeDocument/2006/relationships" xmlns:m="http://schemas.openxmlformats.org/officeDocument/2006/math" xmlns:v="urn:schemas-microsoft-com:vml" xmlns:wp14="http://schemas.microsoft.com/office/word/2010/wordprocessingDrawing" xmlns:wp="http://schemas.openxmlformats.org/drawingml/2006/wordprocessingDrawing" xmlns:w10="urn:schemas-microsoft-com:office:word" xmlns:w="http://schemas.openxmlformats.org/wordprocessingml/2006/main" xmlns:w14="http://schemas.microsoft.com/office/word/2010/wordml" xmlns:w15="http://schemas.microsoft.com/office/word/2012/wordml" xmlns:w16se="http://schemas.microsoft.com/office/word/2015/wordml/symex" xmlns:wpg="http://schemas.microsoft.com/office/word/2010/wordprocessingGroup" xmlns:wpi="http://schemas.microsoft.com/office/word/2010/wordprocessingInk" xmlns:wne="http://schemas.microsoft.com/office/word/2006/wordml" xmlns:wps="http://schemas.microsoft.com/office/word/2010/wordprocessingShape" mc:Ignorable="w14 w15 w16se wp14">
   <w:abstractNum w:abstractNumId="0" w15:restartNumberingAfterBreak="0">
+    <w:nsid w:val="02826200"/>
+    <w:multiLevelType w:val="hybridMultilevel"/>
+    <w:tmpl w:val="A64C4150"/>
+    <w:lvl w:ilvl="0" w:tplc="04190001">
+      <w:start w:val="1"/>
+      <w:numFmt w:val="bullet"/>
+      <w:lvlText w:val=""/>
+      <w:lvlJc w:val="left"/>
+      <w:pPr>
+        <w:ind w:left="1571" w:hanging="360"/>
+      </w:pPr>
+      <w:rPr>
+        <w:rFonts w:ascii="Symbol" w:hAnsi="Symbol" w:hint="default"/>
+      </w:rPr>
+    </w:lvl>
+    <w:lvl w:ilvl="1" w:tplc="04190003" w:tentative="1">
+      <w:start w:val="1"/>
+      <w:numFmt w:val="bullet"/>
+      <w:lvlText w:val="o"/>
+      <w:lvlJc w:val="left"/>
+      <w:pPr>
+        <w:ind w:left="2291" w:hanging="360"/>
+      </w:pPr>
+      <w:rPr>
+        <w:rFonts w:ascii="Courier New" w:hAnsi="Courier New" w:cs="Courier New" w:hint="default"/>
+      </w:rPr>
+    </w:lvl>
+    <w:lvl w:ilvl="2" w:tplc="04190005" w:tentative="1">
+      <w:start w:val="1"/>
+      <w:numFmt w:val="bullet"/>
+      <w:lvlText w:val=""/>
+      <w:lvlJc w:val="left"/>
+      <w:pPr>
+        <w:ind w:left="3011" w:hanging="360"/>
+      </w:pPr>
+      <w:rPr>
+        <w:rFonts w:ascii="Wingdings" w:hAnsi="Wingdings" w:hint="default"/>
+      </w:rPr>
+    </w:lvl>
+    <w:lvl w:ilvl="3" w:tplc="04190001" w:tentative="1">
+      <w:start w:val="1"/>
+      <w:numFmt w:val="bullet"/>
+      <w:lvlText w:val=""/>
+      <w:lvlJc w:val="left"/>
+      <w:pPr>
+        <w:ind w:left="3731" w:hanging="360"/>
+      </w:pPr>
+      <w:rPr>
+        <w:rFonts w:ascii="Symbol" w:hAnsi="Symbol" w:hint="default"/>
+      </w:rPr>
+    </w:lvl>
+    <w:lvl w:ilvl="4" w:tplc="04190003" w:tentative="1">
+      <w:start w:val="1"/>
+      <w:numFmt w:val="bullet"/>
+      <w:lvlText w:val="o"/>
+      <w:lvlJc w:val="left"/>
+      <w:pPr>
+        <w:ind w:left="4451" w:hanging="360"/>
+      </w:pPr>
+      <w:rPr>
+        <w:rFonts w:ascii="Courier New" w:hAnsi="Courier New" w:cs="Courier New" w:hint="default"/>
+      </w:rPr>
+    </w:lvl>
+    <w:lvl w:ilvl="5" w:tplc="04190005" w:tentative="1">
+      <w:start w:val="1"/>
+      <w:numFmt w:val="bullet"/>
+      <w:lvlText w:val=""/>
+      <w:lvlJc w:val="left"/>
+      <w:pPr>
+        <w:ind w:left="5171" w:hanging="360"/>
+      </w:pPr>
+      <w:rPr>
+        <w:rFonts w:ascii="Wingdings" w:hAnsi="Wingdings" w:hint="default"/>
+      </w:rPr>
+    </w:lvl>
+    <w:lvl w:ilvl="6" w:tplc="04190001" w:tentative="1">
+      <w:start w:val="1"/>
+      <w:numFmt w:val="bullet"/>
+      <w:lvlText w:val=""/>
+      <w:lvlJc w:val="left"/>
+      <w:pPr>
+        <w:ind w:left="5891" w:hanging="360"/>
+      </w:pPr>
+      <w:rPr>
+        <w:rFonts w:ascii="Symbol" w:hAnsi="Symbol" w:hint="default"/>
+      </w:rPr>
+    </w:lvl>
+    <w:lvl w:ilvl="7" w:tplc="04190003" w:tentative="1">
+      <w:start w:val="1"/>
+      <w:numFmt w:val="bullet"/>
+      <w:lvlText w:val="o"/>
+      <w:lvlJc w:val="left"/>
+      <w:pPr>
+        <w:ind w:left="6611" w:hanging="360"/>
+      </w:pPr>
+      <w:rPr>
+        <w:rFonts w:ascii="Courier New" w:hAnsi="Courier New" w:cs="Courier New" w:hint="default"/>
+      </w:rPr>
+    </w:lvl>
+    <w:lvl w:ilvl="8" w:tplc="04190005" w:tentative="1">
+      <w:start w:val="1"/>
+      <w:numFmt w:val="bullet"/>
+      <w:lvlText w:val=""/>
+      <w:lvlJc w:val="left"/>
+      <w:pPr>
+        <w:ind w:left="7331" w:hanging="360"/>
+      </w:pPr>
+      <w:rPr>
+        <w:rFonts w:ascii="Wingdings" w:hAnsi="Wingdings" w:hint="default"/>
+      </w:rPr>
+    </w:lvl>
+  </w:abstractNum>
+  <w:abstractNum w:abstractNumId="1" w15:restartNumberingAfterBreak="0">
+    <w:nsid w:val="0A1155C3"/>
+    <w:multiLevelType w:val="hybridMultilevel"/>
+    <w:tmpl w:val="DD021660"/>
+    <w:lvl w:ilvl="0" w:tplc="B2120AAA">
+      <w:start w:val="1"/>
+      <w:numFmt w:val="bullet"/>
+      <w:lvlText w:val="‒"/>
+      <w:lvlJc w:val="left"/>
+      <w:pPr>
+        <w:ind w:left="1571" w:hanging="360"/>
+      </w:pPr>
+      <w:rPr>
+        <w:rFonts w:ascii="Times New Roman" w:hAnsi="Times New Roman" w:cs="Times New Roman" w:hint="default"/>
+      </w:rPr>
+    </w:lvl>
+    <w:lvl w:ilvl="1" w:tplc="04190003" w:tentative="1">
+      <w:start w:val="1"/>
+      <w:numFmt w:val="bullet"/>
+      <w:lvlText w:val="o"/>
+      <w:lvlJc w:val="left"/>
+      <w:pPr>
+        <w:ind w:left="2291" w:hanging="360"/>
+      </w:pPr>
+      <w:rPr>
+        <w:rFonts w:ascii="Courier New" w:hAnsi="Courier New" w:cs="Courier New" w:hint="default"/>
+      </w:rPr>
+    </w:lvl>
+    <w:lvl w:ilvl="2" w:tplc="04190005" w:tentative="1">
+      <w:start w:val="1"/>
+      <w:numFmt w:val="bullet"/>
+      <w:lvlText w:val=""/>
+      <w:lvlJc w:val="left"/>
+      <w:pPr>
+        <w:ind w:left="3011" w:hanging="360"/>
+      </w:pPr>
+      <w:rPr>
+        <w:rFonts w:ascii="Wingdings" w:hAnsi="Wingdings" w:hint="default"/>
+      </w:rPr>
+    </w:lvl>
+    <w:lvl w:ilvl="3" w:tplc="04190001" w:tentative="1">
+      <w:start w:val="1"/>
+      <w:numFmt w:val="bullet"/>
+      <w:lvlText w:val=""/>
+      <w:lvlJc w:val="left"/>
+      <w:pPr>
+        <w:ind w:left="3731" w:hanging="360"/>
+      </w:pPr>
+      <w:rPr>
+        <w:rFonts w:ascii="Symbol" w:hAnsi="Symbol" w:hint="default"/>
+      </w:rPr>
+    </w:lvl>
+    <w:lvl w:ilvl="4" w:tplc="04190003" w:tentative="1">
+      <w:start w:val="1"/>
+      <w:numFmt w:val="bullet"/>
+      <w:lvlText w:val="o"/>
+      <w:lvlJc w:val="left"/>
+      <w:pPr>
+        <w:ind w:left="4451" w:hanging="360"/>
+      </w:pPr>
+      <w:rPr>
+        <w:rFonts w:ascii="Courier New" w:hAnsi="Courier New" w:cs="Courier New" w:hint="default"/>
+      </w:rPr>
+    </w:lvl>
+    <w:lvl w:ilvl="5" w:tplc="04190005" w:tentative="1">
+      <w:start w:val="1"/>
+      <w:numFmt w:val="bullet"/>
+      <w:lvlText w:val=""/>
+      <w:lvlJc w:val="left"/>
+      <w:pPr>
+        <w:ind w:left="5171" w:hanging="360"/>
+      </w:pPr>
+      <w:rPr>
+        <w:rFonts w:ascii="Wingdings" w:hAnsi="Wingdings" w:hint="default"/>
+      </w:rPr>
+    </w:lvl>
+    <w:lvl w:ilvl="6" w:tplc="04190001" w:tentative="1">
+      <w:start w:val="1"/>
+      <w:numFmt w:val="bullet"/>
+      <w:lvlText w:val=""/>
+      <w:lvlJc w:val="left"/>
+      <w:pPr>
+        <w:ind w:left="5891" w:hanging="360"/>
+      </w:pPr>
+      <w:rPr>
+        <w:rFonts w:ascii="Symbol" w:hAnsi="Symbol" w:hint="default"/>
+      </w:rPr>
+    </w:lvl>
+    <w:lvl w:ilvl="7" w:tplc="04190003" w:tentative="1">
+      <w:start w:val="1"/>
+      <w:numFmt w:val="bullet"/>
+      <w:lvlText w:val="o"/>
+      <w:lvlJc w:val="left"/>
+      <w:pPr>
+        <w:ind w:left="6611" w:hanging="360"/>
+      </w:pPr>
+      <w:rPr>
+        <w:rFonts w:ascii="Courier New" w:hAnsi="Courier New" w:cs="Courier New" w:hint="default"/>
+      </w:rPr>
+    </w:lvl>
+    <w:lvl w:ilvl="8" w:tplc="04190005" w:tentative="1">
+      <w:start w:val="1"/>
+      <w:numFmt w:val="bullet"/>
+      <w:lvlText w:val=""/>
+      <w:lvlJc w:val="left"/>
+      <w:pPr>
+        <w:ind w:left="7331" w:hanging="360"/>
+      </w:pPr>
+      <w:rPr>
+        <w:rFonts w:ascii="Wingdings" w:hAnsi="Wingdings" w:hint="default"/>
+      </w:rPr>
+    </w:lvl>
+  </w:abstractNum>
+  <w:abstractNum w:abstractNumId="2" w15:restartNumberingAfterBreak="0">
     <w:nsid w:val="172E7D32"/>
     <w:multiLevelType w:val="multilevel"/>
     <w:tmpl w:val="7F52EBBC"/>
@@ -9972,7 +11453,7 @@
       </w:pPr>
     </w:lvl>
   </w:abstractNum>
-  <w:abstractNum w:abstractNumId="1" w15:restartNumberingAfterBreak="0">
+  <w:abstractNum w:abstractNumId="3" w15:restartNumberingAfterBreak="0">
     <w:nsid w:val="221C4ABD"/>
     <w:multiLevelType w:val="multilevel"/>
     <w:tmpl w:val="E5CC6E9A"/>
@@ -10085,7 +11566,7 @@
       </w:pPr>
     </w:lvl>
   </w:abstractNum>
-  <w:abstractNum w:abstractNumId="2" w15:restartNumberingAfterBreak="0">
+  <w:abstractNum w:abstractNumId="4" w15:restartNumberingAfterBreak="0">
     <w:nsid w:val="23616C6D"/>
     <w:multiLevelType w:val="hybridMultilevel"/>
     <w:tmpl w:val="AA00347C"/>
@@ -10198,7 +11679,7 @@
       </w:rPr>
     </w:lvl>
   </w:abstractNum>
-  <w:abstractNum w:abstractNumId="3" w15:restartNumberingAfterBreak="0">
+  <w:abstractNum w:abstractNumId="5" w15:restartNumberingAfterBreak="0">
     <w:nsid w:val="29B837E4"/>
     <w:multiLevelType w:val="hybridMultilevel"/>
     <w:tmpl w:val="B5E46800"/>
@@ -10311,7 +11792,382 @@
       </w:rPr>
     </w:lvl>
   </w:abstractNum>
-  <w:abstractNum w:abstractNumId="4" w15:restartNumberingAfterBreak="0">
+  <w:abstractNum w:abstractNumId="6" w15:restartNumberingAfterBreak="0">
+    <w:nsid w:val="344D3290"/>
+    <w:multiLevelType w:val="multilevel"/>
+    <w:tmpl w:val="DBC81A34"/>
+    <w:lvl w:ilvl="0">
+      <w:start w:val="1"/>
+      <w:numFmt w:val="bullet"/>
+      <w:lvlText w:val=""/>
+      <w:lvlJc w:val="left"/>
+      <w:pPr>
+        <w:tabs>
+          <w:tab w:val="num" w:pos="720"/>
+        </w:tabs>
+        <w:ind w:left="720" w:hanging="360"/>
+      </w:pPr>
+      <w:rPr>
+        <w:rFonts w:ascii="Symbol" w:hAnsi="Symbol" w:hint="default"/>
+        <w:sz w:val="20"/>
+      </w:rPr>
+    </w:lvl>
+    <w:lvl w:ilvl="1" w:tentative="1">
+      <w:start w:val="1"/>
+      <w:numFmt w:val="bullet"/>
+      <w:lvlText w:val="o"/>
+      <w:lvlJc w:val="left"/>
+      <w:pPr>
+        <w:tabs>
+          <w:tab w:val="num" w:pos="1440"/>
+        </w:tabs>
+        <w:ind w:left="1440" w:hanging="360"/>
+      </w:pPr>
+      <w:rPr>
+        <w:rFonts w:ascii="Courier New" w:hAnsi="Courier New" w:hint="default"/>
+        <w:sz w:val="20"/>
+      </w:rPr>
+    </w:lvl>
+    <w:lvl w:ilvl="2" w:tentative="1">
+      <w:start w:val="1"/>
+      <w:numFmt w:val="bullet"/>
+      <w:lvlText w:val=""/>
+      <w:lvlJc w:val="left"/>
+      <w:pPr>
+        <w:tabs>
+          <w:tab w:val="num" w:pos="2160"/>
+        </w:tabs>
+        <w:ind w:left="2160" w:hanging="360"/>
+      </w:pPr>
+      <w:rPr>
+        <w:rFonts w:ascii="Wingdings" w:hAnsi="Wingdings" w:hint="default"/>
+        <w:sz w:val="20"/>
+      </w:rPr>
+    </w:lvl>
+    <w:lvl w:ilvl="3" w:tentative="1">
+      <w:start w:val="1"/>
+      <w:numFmt w:val="bullet"/>
+      <w:lvlText w:val=""/>
+      <w:lvlJc w:val="left"/>
+      <w:pPr>
+        <w:tabs>
+          <w:tab w:val="num" w:pos="2880"/>
+        </w:tabs>
+        <w:ind w:left="2880" w:hanging="360"/>
+      </w:pPr>
+      <w:rPr>
+        <w:rFonts w:ascii="Wingdings" w:hAnsi="Wingdings" w:hint="default"/>
+        <w:sz w:val="20"/>
+      </w:rPr>
+    </w:lvl>
+    <w:lvl w:ilvl="4" w:tentative="1">
+      <w:start w:val="1"/>
+      <w:numFmt w:val="bullet"/>
+      <w:lvlText w:val=""/>
+      <w:lvlJc w:val="left"/>
+      <w:pPr>
+        <w:tabs>
+          <w:tab w:val="num" w:pos="3600"/>
+        </w:tabs>
+        <w:ind w:left="3600" w:hanging="360"/>
+      </w:pPr>
+      <w:rPr>
+        <w:rFonts w:ascii="Wingdings" w:hAnsi="Wingdings" w:hint="default"/>
+        <w:sz w:val="20"/>
+      </w:rPr>
+    </w:lvl>
+    <w:lvl w:ilvl="5" w:tentative="1">
+      <w:start w:val="1"/>
+      <w:numFmt w:val="bullet"/>
+      <w:lvlText w:val=""/>
+      <w:lvlJc w:val="left"/>
+      <w:pPr>
+        <w:tabs>
+          <w:tab w:val="num" w:pos="4320"/>
+        </w:tabs>
+        <w:ind w:left="4320" w:hanging="360"/>
+      </w:pPr>
+      <w:rPr>
+        <w:rFonts w:ascii="Wingdings" w:hAnsi="Wingdings" w:hint="default"/>
+        <w:sz w:val="20"/>
+      </w:rPr>
+    </w:lvl>
+    <w:lvl w:ilvl="6" w:tentative="1">
+      <w:start w:val="1"/>
+      <w:numFmt w:val="bullet"/>
+      <w:lvlText w:val=""/>
+      <w:lvlJc w:val="left"/>
+      <w:pPr>
+        <w:tabs>
+          <w:tab w:val="num" w:pos="5040"/>
+        </w:tabs>
+        <w:ind w:left="5040" w:hanging="360"/>
+      </w:pPr>
+      <w:rPr>
+        <w:rFonts w:ascii="Wingdings" w:hAnsi="Wingdings" w:hint="default"/>
+        <w:sz w:val="20"/>
+      </w:rPr>
+    </w:lvl>
+    <w:lvl w:ilvl="7" w:tentative="1">
+      <w:start w:val="1"/>
+      <w:numFmt w:val="bullet"/>
+      <w:lvlText w:val=""/>
+      <w:lvlJc w:val="left"/>
+      <w:pPr>
+        <w:tabs>
+          <w:tab w:val="num" w:pos="5760"/>
+        </w:tabs>
+        <w:ind w:left="5760" w:hanging="360"/>
+      </w:pPr>
+      <w:rPr>
+        <w:rFonts w:ascii="Wingdings" w:hAnsi="Wingdings" w:hint="default"/>
+        <w:sz w:val="20"/>
+      </w:rPr>
+    </w:lvl>
+    <w:lvl w:ilvl="8" w:tentative="1">
+      <w:start w:val="1"/>
+      <w:numFmt w:val="bullet"/>
+      <w:lvlText w:val=""/>
+      <w:lvlJc w:val="left"/>
+      <w:pPr>
+        <w:tabs>
+          <w:tab w:val="num" w:pos="6480"/>
+        </w:tabs>
+        <w:ind w:left="6480" w:hanging="360"/>
+      </w:pPr>
+      <w:rPr>
+        <w:rFonts w:ascii="Wingdings" w:hAnsi="Wingdings" w:hint="default"/>
+        <w:sz w:val="20"/>
+      </w:rPr>
+    </w:lvl>
+  </w:abstractNum>
+  <w:abstractNum w:abstractNumId="7" w15:restartNumberingAfterBreak="0">
+    <w:nsid w:val="38D9283D"/>
+    <w:multiLevelType w:val="hybridMultilevel"/>
+    <w:tmpl w:val="A9DABB44"/>
+    <w:lvl w:ilvl="0" w:tplc="B2120AAA">
+      <w:start w:val="1"/>
+      <w:numFmt w:val="bullet"/>
+      <w:lvlText w:val="‒"/>
+      <w:lvlJc w:val="left"/>
+      <w:pPr>
+        <w:ind w:left="1571" w:hanging="360"/>
+      </w:pPr>
+      <w:rPr>
+        <w:rFonts w:ascii="Times New Roman" w:hAnsi="Times New Roman" w:cs="Times New Roman" w:hint="default"/>
+      </w:rPr>
+    </w:lvl>
+    <w:lvl w:ilvl="1" w:tplc="04190003" w:tentative="1">
+      <w:start w:val="1"/>
+      <w:numFmt w:val="bullet"/>
+      <w:lvlText w:val="o"/>
+      <w:lvlJc w:val="left"/>
+      <w:pPr>
+        <w:ind w:left="2291" w:hanging="360"/>
+      </w:pPr>
+      <w:rPr>
+        <w:rFonts w:ascii="Courier New" w:hAnsi="Courier New" w:cs="Courier New" w:hint="default"/>
+      </w:rPr>
+    </w:lvl>
+    <w:lvl w:ilvl="2" w:tplc="04190005" w:tentative="1">
+      <w:start w:val="1"/>
+      <w:numFmt w:val="bullet"/>
+      <w:lvlText w:val=""/>
+      <w:lvlJc w:val="left"/>
+      <w:pPr>
+        <w:ind w:left="3011" w:hanging="360"/>
+      </w:pPr>
+      <w:rPr>
+        <w:rFonts w:ascii="Wingdings" w:hAnsi="Wingdings" w:hint="default"/>
+      </w:rPr>
+    </w:lvl>
+    <w:lvl w:ilvl="3" w:tplc="04190001" w:tentative="1">
+      <w:start w:val="1"/>
+      <w:numFmt w:val="bullet"/>
+      <w:lvlText w:val=""/>
+      <w:lvlJc w:val="left"/>
+      <w:pPr>
+        <w:ind w:left="3731" w:hanging="360"/>
+      </w:pPr>
+      <w:rPr>
+        <w:rFonts w:ascii="Symbol" w:hAnsi="Symbol" w:hint="default"/>
+      </w:rPr>
+    </w:lvl>
+    <w:lvl w:ilvl="4" w:tplc="04190003" w:tentative="1">
+      <w:start w:val="1"/>
+      <w:numFmt w:val="bullet"/>
+      <w:lvlText w:val="o"/>
+      <w:lvlJc w:val="left"/>
+      <w:pPr>
+        <w:ind w:left="4451" w:hanging="360"/>
+      </w:pPr>
+      <w:rPr>
+        <w:rFonts w:ascii="Courier New" w:hAnsi="Courier New" w:cs="Courier New" w:hint="default"/>
+      </w:rPr>
+    </w:lvl>
+    <w:lvl w:ilvl="5" w:tplc="04190005" w:tentative="1">
+      <w:start w:val="1"/>
+      <w:numFmt w:val="bullet"/>
+      <w:lvlText w:val=""/>
+      <w:lvlJc w:val="left"/>
+      <w:pPr>
+        <w:ind w:left="5171" w:hanging="360"/>
+      </w:pPr>
+      <w:rPr>
+        <w:rFonts w:ascii="Wingdings" w:hAnsi="Wingdings" w:hint="default"/>
+      </w:rPr>
+    </w:lvl>
+    <w:lvl w:ilvl="6" w:tplc="04190001" w:tentative="1">
+      <w:start w:val="1"/>
+      <w:numFmt w:val="bullet"/>
+      <w:lvlText w:val=""/>
+      <w:lvlJc w:val="left"/>
+      <w:pPr>
+        <w:ind w:left="5891" w:hanging="360"/>
+      </w:pPr>
+      <w:rPr>
+        <w:rFonts w:ascii="Symbol" w:hAnsi="Symbol" w:hint="default"/>
+      </w:rPr>
+    </w:lvl>
+    <w:lvl w:ilvl="7" w:tplc="04190003" w:tentative="1">
+      <w:start w:val="1"/>
+      <w:numFmt w:val="bullet"/>
+      <w:lvlText w:val="o"/>
+      <w:lvlJc w:val="left"/>
+      <w:pPr>
+        <w:ind w:left="6611" w:hanging="360"/>
+      </w:pPr>
+      <w:rPr>
+        <w:rFonts w:ascii="Courier New" w:hAnsi="Courier New" w:cs="Courier New" w:hint="default"/>
+      </w:rPr>
+    </w:lvl>
+    <w:lvl w:ilvl="8" w:tplc="04190005" w:tentative="1">
+      <w:start w:val="1"/>
+      <w:numFmt w:val="bullet"/>
+      <w:lvlText w:val=""/>
+      <w:lvlJc w:val="left"/>
+      <w:pPr>
+        <w:ind w:left="7331" w:hanging="360"/>
+      </w:pPr>
+      <w:rPr>
+        <w:rFonts w:ascii="Wingdings" w:hAnsi="Wingdings" w:hint="default"/>
+      </w:rPr>
+    </w:lvl>
+  </w:abstractNum>
+  <w:abstractNum w:abstractNumId="8" w15:restartNumberingAfterBreak="0">
+    <w:nsid w:val="406F1B4D"/>
+    <w:multiLevelType w:val="hybridMultilevel"/>
+    <w:tmpl w:val="06E85D96"/>
+    <w:lvl w:ilvl="0" w:tplc="B2120AAA">
+      <w:start w:val="1"/>
+      <w:numFmt w:val="bullet"/>
+      <w:lvlText w:val="‒"/>
+      <w:lvlJc w:val="left"/>
+      <w:pPr>
+        <w:ind w:left="1571" w:hanging="360"/>
+      </w:pPr>
+      <w:rPr>
+        <w:rFonts w:ascii="Times New Roman" w:hAnsi="Times New Roman" w:cs="Times New Roman" w:hint="default"/>
+      </w:rPr>
+    </w:lvl>
+    <w:lvl w:ilvl="1" w:tplc="04190003" w:tentative="1">
+      <w:start w:val="1"/>
+      <w:numFmt w:val="bullet"/>
+      <w:lvlText w:val="o"/>
+      <w:lvlJc w:val="left"/>
+      <w:pPr>
+        <w:ind w:left="2291" w:hanging="360"/>
+      </w:pPr>
+      <w:rPr>
+        <w:rFonts w:ascii="Courier New" w:hAnsi="Courier New" w:cs="Courier New" w:hint="default"/>
+      </w:rPr>
+    </w:lvl>
+    <w:lvl w:ilvl="2" w:tplc="04190005" w:tentative="1">
+      <w:start w:val="1"/>
+      <w:numFmt w:val="bullet"/>
+      <w:lvlText w:val=""/>
+      <w:lvlJc w:val="left"/>
+      <w:pPr>
+        <w:ind w:left="3011" w:hanging="360"/>
+      </w:pPr>
+      <w:rPr>
+        <w:rFonts w:ascii="Wingdings" w:hAnsi="Wingdings" w:hint="default"/>
+      </w:rPr>
+    </w:lvl>
+    <w:lvl w:ilvl="3" w:tplc="04190001" w:tentative="1">
+      <w:start w:val="1"/>
+      <w:numFmt w:val="bullet"/>
+      <w:lvlText w:val=""/>
+      <w:lvlJc w:val="left"/>
+      <w:pPr>
+        <w:ind w:left="3731" w:hanging="360"/>
+      </w:pPr>
+      <w:rPr>
+        <w:rFonts w:ascii="Symbol" w:hAnsi="Symbol" w:hint="default"/>
+      </w:rPr>
+    </w:lvl>
+    <w:lvl w:ilvl="4" w:tplc="04190003" w:tentative="1">
+      <w:start w:val="1"/>
+      <w:numFmt w:val="bullet"/>
+      <w:lvlText w:val="o"/>
+      <w:lvlJc w:val="left"/>
+      <w:pPr>
+        <w:ind w:left="4451" w:hanging="360"/>
+      </w:pPr>
+      <w:rPr>
+        <w:rFonts w:ascii="Courier New" w:hAnsi="Courier New" w:cs="Courier New" w:hint="default"/>
+      </w:rPr>
+    </w:lvl>
+    <w:lvl w:ilvl="5" w:tplc="04190005" w:tentative="1">
+      <w:start w:val="1"/>
+      <w:numFmt w:val="bullet"/>
+      <w:lvlText w:val=""/>
+      <w:lvlJc w:val="left"/>
+      <w:pPr>
+        <w:ind w:left="5171" w:hanging="360"/>
+      </w:pPr>
+      <w:rPr>
+        <w:rFonts w:ascii="Wingdings" w:hAnsi="Wingdings" w:hint="default"/>
+      </w:rPr>
+    </w:lvl>
+    <w:lvl w:ilvl="6" w:tplc="04190001" w:tentative="1">
+      <w:start w:val="1"/>
+      <w:numFmt w:val="bullet"/>
+      <w:lvlText w:val=""/>
+      <w:lvlJc w:val="left"/>
+      <w:pPr>
+        <w:ind w:left="5891" w:hanging="360"/>
+      </w:pPr>
+      <w:rPr>
+        <w:rFonts w:ascii="Symbol" w:hAnsi="Symbol" w:hint="default"/>
+      </w:rPr>
+    </w:lvl>
+    <w:lvl w:ilvl="7" w:tplc="04190003" w:tentative="1">
+      <w:start w:val="1"/>
+      <w:numFmt w:val="bullet"/>
+      <w:lvlText w:val="o"/>
+      <w:lvlJc w:val="left"/>
+      <w:pPr>
+        <w:ind w:left="6611" w:hanging="360"/>
+      </w:pPr>
+      <w:rPr>
+        <w:rFonts w:ascii="Courier New" w:hAnsi="Courier New" w:cs="Courier New" w:hint="default"/>
+      </w:rPr>
+    </w:lvl>
+    <w:lvl w:ilvl="8" w:tplc="04190005" w:tentative="1">
+      <w:start w:val="1"/>
+      <w:numFmt w:val="bullet"/>
+      <w:lvlText w:val=""/>
+      <w:lvlJc w:val="left"/>
+      <w:pPr>
+        <w:ind w:left="7331" w:hanging="360"/>
+      </w:pPr>
+      <w:rPr>
+        <w:rFonts w:ascii="Wingdings" w:hAnsi="Wingdings" w:hint="default"/>
+      </w:rPr>
+    </w:lvl>
+  </w:abstractNum>
+  <w:abstractNum w:abstractNumId="9" w15:restartNumberingAfterBreak="0">
     <w:nsid w:val="558A52D4"/>
     <w:multiLevelType w:val="hybridMultilevel"/>
     <w:tmpl w:val="9718ECF6"/>
@@ -10397,7 +12253,7 @@
       </w:pPr>
     </w:lvl>
   </w:abstractNum>
-  <w:abstractNum w:abstractNumId="5" w15:restartNumberingAfterBreak="0">
+  <w:abstractNum w:abstractNumId="10" w15:restartNumberingAfterBreak="0">
     <w:nsid w:val="62116698"/>
     <w:multiLevelType w:val="hybridMultilevel"/>
     <w:tmpl w:val="6322A97A"/>
@@ -10510,7 +12366,156 @@
       </w:rPr>
     </w:lvl>
   </w:abstractNum>
-  <w:abstractNum w:abstractNumId="6" w15:restartNumberingAfterBreak="0">
+  <w:abstractNum w:abstractNumId="11" w15:restartNumberingAfterBreak="0">
+    <w:nsid w:val="637C59AF"/>
+    <w:multiLevelType w:val="multilevel"/>
+    <w:tmpl w:val="A6B8616C"/>
+    <w:lvl w:ilvl="0">
+      <w:start w:val="1"/>
+      <w:numFmt w:val="bullet"/>
+      <w:lvlText w:val=""/>
+      <w:lvlJc w:val="left"/>
+      <w:pPr>
+        <w:tabs>
+          <w:tab w:val="num" w:pos="720"/>
+        </w:tabs>
+        <w:ind w:left="720" w:hanging="360"/>
+      </w:pPr>
+      <w:rPr>
+        <w:rFonts w:ascii="Symbol" w:hAnsi="Symbol" w:hint="default"/>
+        <w:sz w:val="20"/>
+      </w:rPr>
+    </w:lvl>
+    <w:lvl w:ilvl="1">
+      <w:start w:val="1"/>
+      <w:numFmt w:val="bullet"/>
+      <w:lvlText w:val="o"/>
+      <w:lvlJc w:val="left"/>
+      <w:pPr>
+        <w:tabs>
+          <w:tab w:val="num" w:pos="1440"/>
+        </w:tabs>
+        <w:ind w:left="1440" w:hanging="360"/>
+      </w:pPr>
+      <w:rPr>
+        <w:rFonts w:ascii="Courier New" w:hAnsi="Courier New" w:hint="default"/>
+        <w:sz w:val="20"/>
+      </w:rPr>
+    </w:lvl>
+    <w:lvl w:ilvl="2" w:tentative="1">
+      <w:start w:val="1"/>
+      <w:numFmt w:val="bullet"/>
+      <w:lvlText w:val=""/>
+      <w:lvlJc w:val="left"/>
+      <w:pPr>
+        <w:tabs>
+          <w:tab w:val="num" w:pos="2160"/>
+        </w:tabs>
+        <w:ind w:left="2160" w:hanging="360"/>
+      </w:pPr>
+      <w:rPr>
+        <w:rFonts w:ascii="Wingdings" w:hAnsi="Wingdings" w:hint="default"/>
+        <w:sz w:val="20"/>
+      </w:rPr>
+    </w:lvl>
+    <w:lvl w:ilvl="3" w:tentative="1">
+      <w:start w:val="1"/>
+      <w:numFmt w:val="bullet"/>
+      <w:lvlText w:val=""/>
+      <w:lvlJc w:val="left"/>
+      <w:pPr>
+        <w:tabs>
+          <w:tab w:val="num" w:pos="2880"/>
+        </w:tabs>
+        <w:ind w:left="2880" w:hanging="360"/>
+      </w:pPr>
+      <w:rPr>
+        <w:rFonts w:ascii="Wingdings" w:hAnsi="Wingdings" w:hint="default"/>
+        <w:sz w:val="20"/>
+      </w:rPr>
+    </w:lvl>
+    <w:lvl w:ilvl="4" w:tentative="1">
+      <w:start w:val="1"/>
+      <w:numFmt w:val="bullet"/>
+      <w:lvlText w:val=""/>
+      <w:lvlJc w:val="left"/>
+      <w:pPr>
+        <w:tabs>
+          <w:tab w:val="num" w:pos="3600"/>
+        </w:tabs>
+        <w:ind w:left="3600" w:hanging="360"/>
+      </w:pPr>
+      <w:rPr>
+        <w:rFonts w:ascii="Wingdings" w:hAnsi="Wingdings" w:hint="default"/>
+        <w:sz w:val="20"/>
+      </w:rPr>
+    </w:lvl>
+    <w:lvl w:ilvl="5" w:tentative="1">
+      <w:start w:val="1"/>
+      <w:numFmt w:val="bullet"/>
+      <w:lvlText w:val=""/>
+      <w:lvlJc w:val="left"/>
+      <w:pPr>
+        <w:tabs>
+          <w:tab w:val="num" w:pos="4320"/>
+        </w:tabs>
+        <w:ind w:left="4320" w:hanging="360"/>
+      </w:pPr>
+      <w:rPr>
+        <w:rFonts w:ascii="Wingdings" w:hAnsi="Wingdings" w:hint="default"/>
+        <w:sz w:val="20"/>
+      </w:rPr>
+    </w:lvl>
+    <w:lvl w:ilvl="6" w:tentative="1">
+      <w:start w:val="1"/>
+      <w:numFmt w:val="bullet"/>
+      <w:lvlText w:val=""/>
+      <w:lvlJc w:val="left"/>
+      <w:pPr>
+        <w:tabs>
+          <w:tab w:val="num" w:pos="5040"/>
+        </w:tabs>
+        <w:ind w:left="5040" w:hanging="360"/>
+      </w:pPr>
+      <w:rPr>
+        <w:rFonts w:ascii="Wingdings" w:hAnsi="Wingdings" w:hint="default"/>
+        <w:sz w:val="20"/>
+      </w:rPr>
+    </w:lvl>
+    <w:lvl w:ilvl="7" w:tentative="1">
+      <w:start w:val="1"/>
+      <w:numFmt w:val="bullet"/>
+      <w:lvlText w:val=""/>
+      <w:lvlJc w:val="left"/>
+      <w:pPr>
+        <w:tabs>
+          <w:tab w:val="num" w:pos="5760"/>
+        </w:tabs>
+        <w:ind w:left="5760" w:hanging="360"/>
+      </w:pPr>
+      <w:rPr>
+        <w:rFonts w:ascii="Wingdings" w:hAnsi="Wingdings" w:hint="default"/>
+        <w:sz w:val="20"/>
+      </w:rPr>
+    </w:lvl>
+    <w:lvl w:ilvl="8" w:tentative="1">
+      <w:start w:val="1"/>
+      <w:numFmt w:val="bullet"/>
+      <w:lvlText w:val=""/>
+      <w:lvlJc w:val="left"/>
+      <w:pPr>
+        <w:tabs>
+          <w:tab w:val="num" w:pos="6480"/>
+        </w:tabs>
+        <w:ind w:left="6480" w:hanging="360"/>
+      </w:pPr>
+      <w:rPr>
+        <w:rFonts w:ascii="Wingdings" w:hAnsi="Wingdings" w:hint="default"/>
+        <w:sz w:val="20"/>
+      </w:rPr>
+    </w:lvl>
+  </w:abstractNum>
+  <w:abstractNum w:abstractNumId="12" w15:restartNumberingAfterBreak="0">
     <w:nsid w:val="64DD4332"/>
     <w:multiLevelType w:val="multilevel"/>
     <w:tmpl w:val="3B6C078C"/>
@@ -10659,7 +12664,7 @@
       </w:rPr>
     </w:lvl>
   </w:abstractNum>
-  <w:abstractNum w:abstractNumId="7" w15:restartNumberingAfterBreak="0">
+  <w:abstractNum w:abstractNumId="13" w15:restartNumberingAfterBreak="0">
     <w:nsid w:val="68583C1C"/>
     <w:multiLevelType w:val="hybridMultilevel"/>
     <w:tmpl w:val="6EE8341E"/>
@@ -10772,7 +12777,233 @@
       </w:rPr>
     </w:lvl>
   </w:abstractNum>
-  <w:abstractNum w:abstractNumId="8" w15:restartNumberingAfterBreak="0">
+  <w:abstractNum w:abstractNumId="14" w15:restartNumberingAfterBreak="0">
+    <w:nsid w:val="6D1760FE"/>
+    <w:multiLevelType w:val="hybridMultilevel"/>
+    <w:tmpl w:val="79A63DE8"/>
+    <w:lvl w:ilvl="0" w:tplc="04190001">
+      <w:start w:val="1"/>
+      <w:numFmt w:val="bullet"/>
+      <w:lvlText w:val=""/>
+      <w:lvlJc w:val="left"/>
+      <w:pPr>
+        <w:ind w:left="1571" w:hanging="360"/>
+      </w:pPr>
+      <w:rPr>
+        <w:rFonts w:ascii="Symbol" w:hAnsi="Symbol" w:hint="default"/>
+      </w:rPr>
+    </w:lvl>
+    <w:lvl w:ilvl="1" w:tplc="04190003" w:tentative="1">
+      <w:start w:val="1"/>
+      <w:numFmt w:val="bullet"/>
+      <w:lvlText w:val="o"/>
+      <w:lvlJc w:val="left"/>
+      <w:pPr>
+        <w:ind w:left="2291" w:hanging="360"/>
+      </w:pPr>
+      <w:rPr>
+        <w:rFonts w:ascii="Courier New" w:hAnsi="Courier New" w:cs="Courier New" w:hint="default"/>
+      </w:rPr>
+    </w:lvl>
+    <w:lvl w:ilvl="2" w:tplc="04190005" w:tentative="1">
+      <w:start w:val="1"/>
+      <w:numFmt w:val="bullet"/>
+      <w:lvlText w:val=""/>
+      <w:lvlJc w:val="left"/>
+      <w:pPr>
+        <w:ind w:left="3011" w:hanging="360"/>
+      </w:pPr>
+      <w:rPr>
+        <w:rFonts w:ascii="Wingdings" w:hAnsi="Wingdings" w:hint="default"/>
+      </w:rPr>
+    </w:lvl>
+    <w:lvl w:ilvl="3" w:tplc="04190001" w:tentative="1">
+      <w:start w:val="1"/>
+      <w:numFmt w:val="bullet"/>
+      <w:lvlText w:val=""/>
+      <w:lvlJc w:val="left"/>
+      <w:pPr>
+        <w:ind w:left="3731" w:hanging="360"/>
+      </w:pPr>
+      <w:rPr>
+        <w:rFonts w:ascii="Symbol" w:hAnsi="Symbol" w:hint="default"/>
+      </w:rPr>
+    </w:lvl>
+    <w:lvl w:ilvl="4" w:tplc="04190003" w:tentative="1">
+      <w:start w:val="1"/>
+      <w:numFmt w:val="bullet"/>
+      <w:lvlText w:val="o"/>
+      <w:lvlJc w:val="left"/>
+      <w:pPr>
+        <w:ind w:left="4451" w:hanging="360"/>
+      </w:pPr>
+      <w:rPr>
+        <w:rFonts w:ascii="Courier New" w:hAnsi="Courier New" w:cs="Courier New" w:hint="default"/>
+      </w:rPr>
+    </w:lvl>
+    <w:lvl w:ilvl="5" w:tplc="04190005" w:tentative="1">
+      <w:start w:val="1"/>
+      <w:numFmt w:val="bullet"/>
+      <w:lvlText w:val=""/>
+      <w:lvlJc w:val="left"/>
+      <w:pPr>
+        <w:ind w:left="5171" w:hanging="360"/>
+      </w:pPr>
+      <w:rPr>
+        <w:rFonts w:ascii="Wingdings" w:hAnsi="Wingdings" w:hint="default"/>
+      </w:rPr>
+    </w:lvl>
+    <w:lvl w:ilvl="6" w:tplc="04190001" w:tentative="1">
+      <w:start w:val="1"/>
+      <w:numFmt w:val="bullet"/>
+      <w:lvlText w:val=""/>
+      <w:lvlJc w:val="left"/>
+      <w:pPr>
+        <w:ind w:left="5891" w:hanging="360"/>
+      </w:pPr>
+      <w:rPr>
+        <w:rFonts w:ascii="Symbol" w:hAnsi="Symbol" w:hint="default"/>
+      </w:rPr>
+    </w:lvl>
+    <w:lvl w:ilvl="7" w:tplc="04190003" w:tentative="1">
+      <w:start w:val="1"/>
+      <w:numFmt w:val="bullet"/>
+      <w:lvlText w:val="o"/>
+      <w:lvlJc w:val="left"/>
+      <w:pPr>
+        <w:ind w:left="6611" w:hanging="360"/>
+      </w:pPr>
+      <w:rPr>
+        <w:rFonts w:ascii="Courier New" w:hAnsi="Courier New" w:cs="Courier New" w:hint="default"/>
+      </w:rPr>
+    </w:lvl>
+    <w:lvl w:ilvl="8" w:tplc="04190005" w:tentative="1">
+      <w:start w:val="1"/>
+      <w:numFmt w:val="bullet"/>
+      <w:lvlText w:val=""/>
+      <w:lvlJc w:val="left"/>
+      <w:pPr>
+        <w:ind w:left="7331" w:hanging="360"/>
+      </w:pPr>
+      <w:rPr>
+        <w:rFonts w:ascii="Wingdings" w:hAnsi="Wingdings" w:hint="default"/>
+      </w:rPr>
+    </w:lvl>
+  </w:abstractNum>
+  <w:abstractNum w:abstractNumId="15" w15:restartNumberingAfterBreak="0">
+    <w:nsid w:val="78B0406B"/>
+    <w:multiLevelType w:val="hybridMultilevel"/>
+    <w:tmpl w:val="FEB04010"/>
+    <w:lvl w:ilvl="0" w:tplc="B2120AAA">
+      <w:start w:val="1"/>
+      <w:numFmt w:val="bullet"/>
+      <w:lvlText w:val="‒"/>
+      <w:lvlJc w:val="left"/>
+      <w:pPr>
+        <w:ind w:left="1571" w:hanging="360"/>
+      </w:pPr>
+      <w:rPr>
+        <w:rFonts w:ascii="Times New Roman" w:hAnsi="Times New Roman" w:cs="Times New Roman" w:hint="default"/>
+      </w:rPr>
+    </w:lvl>
+    <w:lvl w:ilvl="1" w:tplc="04190003" w:tentative="1">
+      <w:start w:val="1"/>
+      <w:numFmt w:val="bullet"/>
+      <w:lvlText w:val="o"/>
+      <w:lvlJc w:val="left"/>
+      <w:pPr>
+        <w:ind w:left="2291" w:hanging="360"/>
+      </w:pPr>
+      <w:rPr>
+        <w:rFonts w:ascii="Courier New" w:hAnsi="Courier New" w:cs="Courier New" w:hint="default"/>
+      </w:rPr>
+    </w:lvl>
+    <w:lvl w:ilvl="2" w:tplc="04190005" w:tentative="1">
+      <w:start w:val="1"/>
+      <w:numFmt w:val="bullet"/>
+      <w:lvlText w:val=""/>
+      <w:lvlJc w:val="left"/>
+      <w:pPr>
+        <w:ind w:left="3011" w:hanging="360"/>
+      </w:pPr>
+      <w:rPr>
+        <w:rFonts w:ascii="Wingdings" w:hAnsi="Wingdings" w:hint="default"/>
+      </w:rPr>
+    </w:lvl>
+    <w:lvl w:ilvl="3" w:tplc="04190001" w:tentative="1">
+      <w:start w:val="1"/>
+      <w:numFmt w:val="bullet"/>
+      <w:lvlText w:val=""/>
+      <w:lvlJc w:val="left"/>
+      <w:pPr>
+        <w:ind w:left="3731" w:hanging="360"/>
+      </w:pPr>
+      <w:rPr>
+        <w:rFonts w:ascii="Symbol" w:hAnsi="Symbol" w:hint="default"/>
+      </w:rPr>
+    </w:lvl>
+    <w:lvl w:ilvl="4" w:tplc="04190003" w:tentative="1">
+      <w:start w:val="1"/>
+      <w:numFmt w:val="bullet"/>
+      <w:lvlText w:val="o"/>
+      <w:lvlJc w:val="left"/>
+      <w:pPr>
+        <w:ind w:left="4451" w:hanging="360"/>
+      </w:pPr>
+      <w:rPr>
+        <w:rFonts w:ascii="Courier New" w:hAnsi="Courier New" w:cs="Courier New" w:hint="default"/>
+      </w:rPr>
+    </w:lvl>
+    <w:lvl w:ilvl="5" w:tplc="04190005" w:tentative="1">
+      <w:start w:val="1"/>
+      <w:numFmt w:val="bullet"/>
+      <w:lvlText w:val=""/>
+      <w:lvlJc w:val="left"/>
+      <w:pPr>
+        <w:ind w:left="5171" w:hanging="360"/>
+      </w:pPr>
+      <w:rPr>
+        <w:rFonts w:ascii="Wingdings" w:hAnsi="Wingdings" w:hint="default"/>
+      </w:rPr>
+    </w:lvl>
+    <w:lvl w:ilvl="6" w:tplc="04190001" w:tentative="1">
+      <w:start w:val="1"/>
+      <w:numFmt w:val="bullet"/>
+      <w:lvlText w:val=""/>
+      <w:lvlJc w:val="left"/>
+      <w:pPr>
+        <w:ind w:left="5891" w:hanging="360"/>
+      </w:pPr>
+      <w:rPr>
+        <w:rFonts w:ascii="Symbol" w:hAnsi="Symbol" w:hint="default"/>
+      </w:rPr>
+    </w:lvl>
+    <w:lvl w:ilvl="7" w:tplc="04190003" w:tentative="1">
+      <w:start w:val="1"/>
+      <w:numFmt w:val="bullet"/>
+      <w:lvlText w:val="o"/>
+      <w:lvlJc w:val="left"/>
+      <w:pPr>
+        <w:ind w:left="6611" w:hanging="360"/>
+      </w:pPr>
+      <w:rPr>
+        <w:rFonts w:ascii="Courier New" w:hAnsi="Courier New" w:cs="Courier New" w:hint="default"/>
+      </w:rPr>
+    </w:lvl>
+    <w:lvl w:ilvl="8" w:tplc="04190005" w:tentative="1">
+      <w:start w:val="1"/>
+      <w:numFmt w:val="bullet"/>
+      <w:lvlText w:val=""/>
+      <w:lvlJc w:val="left"/>
+      <w:pPr>
+        <w:ind w:left="7331" w:hanging="360"/>
+      </w:pPr>
+      <w:rPr>
+        <w:rFonts w:ascii="Wingdings" w:hAnsi="Wingdings" w:hint="default"/>
+      </w:rPr>
+    </w:lvl>
+  </w:abstractNum>
+  <w:abstractNum w:abstractNumId="16" w15:restartNumberingAfterBreak="0">
     <w:nsid w:val="7A987AA3"/>
     <w:multiLevelType w:val="multilevel"/>
     <w:tmpl w:val="6128A802"/>
@@ -10860,7 +13091,7 @@
       </w:pPr>
     </w:lvl>
   </w:abstractNum>
-  <w:abstractNum w:abstractNumId="9" w15:restartNumberingAfterBreak="0">
+  <w:abstractNum w:abstractNumId="17" w15:restartNumberingAfterBreak="0">
     <w:nsid w:val="7B0B2744"/>
     <w:multiLevelType w:val="hybridMultilevel"/>
     <w:tmpl w:val="486482A4"/>
@@ -10973,7 +13204,7 @@
       </w:rPr>
     </w:lvl>
   </w:abstractNum>
-  <w:abstractNum w:abstractNumId="10" w15:restartNumberingAfterBreak="0">
+  <w:abstractNum w:abstractNumId="18" w15:restartNumberingAfterBreak="0">
     <w:nsid w:val="7B7E6D3A"/>
     <w:multiLevelType w:val="hybridMultilevel"/>
     <w:tmpl w:val="0FB29F7E"/>
@@ -11060,37 +13291,61 @@
     </w:lvl>
   </w:abstractNum>
   <w:num w:numId="1">
+    <w:abstractNumId w:val="16"/>
+  </w:num>
+  <w:num w:numId="2">
+    <w:abstractNumId w:val="10"/>
+  </w:num>
+  <w:num w:numId="3">
+    <w:abstractNumId w:val="17"/>
+  </w:num>
+  <w:num w:numId="4">
+    <w:abstractNumId w:val="5"/>
+  </w:num>
+  <w:num w:numId="5">
+    <w:abstractNumId w:val="3"/>
+  </w:num>
+  <w:num w:numId="6">
+    <w:abstractNumId w:val="9"/>
+  </w:num>
+  <w:num w:numId="7">
+    <w:abstractNumId w:val="12"/>
+  </w:num>
+  <w:num w:numId="8">
+    <w:abstractNumId w:val="13"/>
+  </w:num>
+  <w:num w:numId="9">
+    <w:abstractNumId w:val="4"/>
+  </w:num>
+  <w:num w:numId="10">
+    <w:abstractNumId w:val="2"/>
+  </w:num>
+  <w:num w:numId="11">
+    <w:abstractNumId w:val="18"/>
+  </w:num>
+  <w:num w:numId="12">
+    <w:abstractNumId w:val="6"/>
+  </w:num>
+  <w:num w:numId="13">
+    <w:abstractNumId w:val="14"/>
+  </w:num>
+  <w:num w:numId="14">
     <w:abstractNumId w:val="8"/>
   </w:num>
-  <w:num w:numId="2">
-    <w:abstractNumId w:val="5"/>
+  <w:num w:numId="15">
+    <w:abstractNumId w:val="11"/>
   </w:num>
-  <w:num w:numId="3">
-    <w:abstractNumId w:val="9"/>
+  <w:num w:numId="16">
+    <w:abstractNumId w:val="0"/>
   </w:num>
-  <w:num w:numId="4">
-    <w:abstractNumId w:val="3"/>
-  </w:num>
-  <w:num w:numId="5">
+  <w:num w:numId="17">
     <w:abstractNumId w:val="1"/>
   </w:num>
-  <w:num w:numId="6">
-    <w:abstractNumId w:val="4"/>
-  </w:num>
-  <w:num w:numId="7">
-    <w:abstractNumId w:val="6"/>
-  </w:num>
-  <w:num w:numId="8">
+  <w:num w:numId="18">
     <w:abstractNumId w:val="7"/>
   </w:num>
-  <w:num w:numId="9">
-    <w:abstractNumId w:val="2"/>
-  </w:num>
-  <w:num w:numId="10">
-    <w:abstractNumId w:val="0"/>
-  </w:num>
-  <w:num w:numId="11">
-    <w:abstractNumId w:val="10"/>
+  <w:num w:numId="19">
+    <w:abstractNumId w:val="15"/>
   </w:num>
 </w:numbering>
 </file>
@@ -11745,6 +14000,7 @@
   <w:style w:type="character" w:default="1" w:styleId="a2">
     <w:name w:val="Default Paragraph Font"/>
     <w:uiPriority w:val="1"/>
+    <w:semiHidden/>
     <w:unhideWhenUsed/>
   </w:style>
   <w:style w:type="table" w:default="1" w:styleId="a3">
@@ -12323,6 +14579,24 @@
       <w:bCs/>
     </w:rPr>
   </w:style>
+  <w:style w:type="paragraph" w:styleId="af9">
+    <w:name w:val="Normal (Web)"/>
+    <w:basedOn w:val="a1"/>
+    <w:uiPriority w:val="99"/>
+    <w:unhideWhenUsed/>
+    <w:rsid w:val="00A56435"/>
+    <w:pPr>
+      <w:widowControl/>
+      <w:spacing w:before="100" w:beforeAutospacing="1" w:after="100" w:afterAutospacing="1" w:line="240" w:lineRule="auto"/>
+      <w:ind w:left="0" w:firstLine="0"/>
+      <w:jc w:val="left"/>
+    </w:pPr>
+    <w:rPr>
+      <w:sz w:val="24"/>
+      <w:szCs w:val="24"/>
+      <w:lang w:eastAsia="ru-RU"/>
+    </w:rPr>
+  </w:style>
 </w:styles>
 </file>
 
@@ -12626,7 +14900,7 @@
 </file>
 
 <file path=customXml/itemProps1.xml><?xml version="1.0" encoding="utf-8"?>
-<ds:datastoreItem xmlns:ds="http://schemas.openxmlformats.org/officeDocument/2006/customXml" ds:itemID="{FEED6C41-E175-426E-80B9-B17C7BB6808E}">
+<ds:datastoreItem xmlns:ds="http://schemas.openxmlformats.org/officeDocument/2006/customXml" ds:itemID="{CF69252D-E546-4F11-9E11-EC9EBDD4F5ED}">
   <ds:schemaRefs>
     <ds:schemaRef ds:uri="http://schemas.openxmlformats.org/officeDocument/2006/bibliography"/>
   </ds:schemaRefs>
